--- a/docs/api-reference.docx
+++ b/docs/api-reference.docx
@@ -305,15 +305,15 @@
         <w:spacing w:after="160"/>
       </w:pPr>
       <w:r>
-        <w:t xml:space="preserve">(League, Bonspiel, Maintenance, Other) are excluded from the availability feed entirely; the month</w:t>
-      </w:r>
-    </w:p>
-    <w:p>
-      <w:pPr>
-        <w:spacing w:after="160"/>
-      </w:pPr>
-      <w:r>
-        <w:t xml:space="preserve">calendar shows every category but strips nothing except the underlying mailbox address.</w:t>
+        <w:t xml:space="preserve">(League, Bonspiel, Maintenance, Practice Ice, Other) are excluded from the availability feed entirely;</w:t>
+      </w:r>
+    </w:p>
+    <w:p>
+      <w:pPr>
+        <w:spacing w:after="160"/>
+      </w:pPr>
+      <w:r>
+        <w:t xml:space="preserve">the month calendar shows every category but strips nothing except the underlying mailbox address.</w:t>
       </w:r>
     </w:p>
     <w:p>
@@ -334,7 +334,7 @@
         <w:spacing w:after="160"/>
       </w:pPr>
       <w:r>
-        <w:t xml:space="preserve">Returns open-for-rental time slots and upcoming club-wide events as JSON. Backs the CMS embed widget</w:t>
+        <w:t xml:space="preserve">Returns open-for-group-event time slots and upcoming club-wide events as JSON. Backs the CMS embed widget</w:t>
       </w:r>
     </w:p>
     <w:p>
@@ -1098,7 +1098,7 @@
               <w:spacing w:after="60"/>
             </w:pPr>
             <w:r>
-              <w:t xml:space="preserve">Open-for-rental windows only - an existing Rental-category booking still in </w:t>
+              <w:t xml:space="preserve">Open-for-group-event windows only - an existing Group Event-category booking still in </w:t>
             </w:r>
             <w:r>
               <w:rPr>
@@ -1108,7 +1108,7 @@
               <w:t xml:space="preserve">Hold</w:t>
             </w:r>
             <w:r>
-              <w:t xml:space="preserve"> state. Confirmed rentals and every other category (League/Bonspiel/Maintenance/Other) are never included here.</w:t>
+              <w:t xml:space="preserve"> state. Confirmed group event bookings and every other category (League/Bonspiel/Maintenance/Practice Ice/Other) are never included here.</w:t>
             </w:r>
           </w:p>
         </w:tc>
@@ -1444,15 +1444,15 @@
         <w:spacing w:after="160"/>
       </w:pPr>
       <w:r>
-        <w:t xml:space="preserve">Rental hold technically still exists on Graph, so the public feed never promises ice that's actually</w:t>
-      </w:r>
-    </w:p>
-    <w:p>
-      <w:pPr>
-        <w:spacing w:after="160"/>
-      </w:pPr>
-      <w:r>
-        <w:t xml:space="preserve">closed.</w:t>
+        <w:t xml:space="preserve">Group Event hold technically still exists on Graph, so the public feed never promises ice that's</w:t>
+      </w:r>
+    </w:p>
+    <w:p>
+      <w:pPr>
+        <w:spacing w:after="160"/>
+      </w:pPr>
+      <w:r>
+        <w:t xml:space="preserve">actually closed.</w:t>
       </w:r>
     </w:p>
     <w:p>
@@ -1886,47 +1886,63 @@
         <w:spacing w:after="160"/>
       </w:pPr>
       <w:r>
-        <w:t xml:space="preserve">booking, hold, club event), and a click-to-reveal detail overlay built with vanilla JS. Every day</w:t>
-      </w:r>
-    </w:p>
-    <w:p>
-      <w:pPr>
-        <w:spacing w:after="160"/>
-      </w:pPr>
-      <w:r>
-        <w:t xml:space="preserve">shows up to 3 entries with a "+N more" expander for busier days.</w:t>
-      </w:r>
-    </w:p>
-    <w:p>
-      <w:pPr>
-        <w:spacing w:after="160"/>
-      </w:pPr>
-      <w:r>
-        <w:t xml:space="preserve">Each entry chip shows: title (renter name if present, else the category - e.g. a league's name;</w:t>
-      </w:r>
-    </w:p>
-    <w:p>
-      <w:pPr>
-        <w:spacing w:after="160"/>
-      </w:pPr>
-      <w:r>
-        <w:t xml:space="preserve">the one exception is a confirmed rental's renter name, which staff practice keeps private rather</w:t>
-      </w:r>
-    </w:p>
-    <w:p>
-      <w:pPr>
-        <w:spacing w:after="160"/>
-      </w:pPr>
-      <w:r>
-        <w:t xml:space="preserve">than the page stripping it), category + hold/confirmed state, and formatted date/time on click. No</w:t>
-      </w:r>
-    </w:p>
-    <w:p>
-      <w:pPr>
-        <w:spacing w:after="160"/>
-      </w:pPr>
-      <w:r>
-        <w:t xml:space="preserve">phone numbers, emails, notes, or resource mailbox addresses ever appear.</w:t>
+        <w:t xml:space="preserve">booking, hold, club event - club event chips get a dotted border, matching the staff calendar's</w:t>
+      </w:r>
+    </w:p>
+    <w:p>
+      <w:pPr>
+        <w:spacing w:after="160"/>
+      </w:pPr>
+      <w:r>
+        <w:t xml:space="preserve">visual language for distinguishing them from sheet bookings), and a click-to-reveal detail overlay</w:t>
+      </w:r>
+    </w:p>
+    <w:p>
+      <w:pPr>
+        <w:spacing w:after="160"/>
+      </w:pPr>
+      <w:r>
+        <w:t xml:space="preserve">built with vanilla JS. Every day shows up to 3 entries with a "+N more" expander for busier days.</w:t>
+      </w:r>
+    </w:p>
+    <w:p>
+      <w:pPr>
+        <w:spacing w:after="160"/>
+      </w:pPr>
+      <w:r>
+        <w:t xml:space="preserve">Each entry chip's visible text is its start time followed by its title (e.g. "7PM - League</w:t>
+      </w:r>
+    </w:p>
+    <w:p>
+      <w:pPr>
+        <w:spacing w:after="160"/>
+      </w:pPr>
+      <w:r>
+        <w:t xml:space="preserve">Practice") - renter name if present, else the category name; the one exception is a confirmed</w:t>
+      </w:r>
+    </w:p>
+    <w:p>
+      <w:pPr>
+        <w:spacing w:after="160"/>
+      </w:pPr>
+      <w:r>
+        <w:t xml:space="preserve">booking's renter name, which staff practice keeps private rather than the page stripping it.</w:t>
+      </w:r>
+    </w:p>
+    <w:p>
+      <w:pPr>
+        <w:spacing w:after="160"/>
+      </w:pPr>
+      <w:r>
+        <w:t xml:space="preserve">Clicking a chip reveals the full category + hold/confirmed state and exact date/time. No phone</w:t>
+      </w:r>
+    </w:p>
+    <w:p>
+      <w:pPr>
+        <w:spacing w:after="160"/>
+      </w:pPr>
+      <w:r>
+        <w:t xml:space="preserve">numbers, emails, notes, or resource mailbox addresses ever appear.</w:t>
       </w:r>
     </w:p>
     <w:p>
@@ -2684,7 +2700,7 @@
                 <w:rFonts w:ascii="Consolas" w:cs="Consolas" w:eastAsia="Consolas" w:hAnsi="Consolas"/>
                 <w:shd w:fill="F0F0F0" w:val="clear"/>
               </w:rPr>
-              <w:t xml:space="preserve">Task CancelGroupAsync(IEnumerable&lt;SheetBooking&gt; members, bool reopenAsRentalHold)</w:t>
+              <w:t xml:space="preserve">Task CancelGroupAsync(IEnumerable&lt;SheetBooking&gt; members, bool reopenAsGroupEventHold)</w:t>
             </w:r>
           </w:p>
         </w:tc>
@@ -2704,10 +2720,10 @@
                 <w:rFonts w:ascii="Consolas" w:cs="Consolas" w:eastAsia="Consolas" w:hAnsi="Consolas"/>
                 <w:shd w:fill="F0F0F0" w:val="clear"/>
               </w:rPr>
-              <w:t xml:space="preserve">reopenAsRentalHold: true</w:t>
-            </w:r>
-            <w:r>
-              <w:t xml:space="preserve"> converts each slot back to an unclaimed open Rental hold (publicly bookable again) instead of deleting it.</w:t>
+              <w:t xml:space="preserve">reopenAsGroupEventHold: true</w:t>
+            </w:r>
+            <w:r>
+              <w:t xml:space="preserve"> converts each slot back to an unclaimed open Group Event hold (publicly bookable again) instead of deleting it.</w:t>
             </w:r>
           </w:p>
         </w:tc>
@@ -3795,7 +3811,7 @@
                 <w:rFonts w:ascii="Consolas" w:cs="Consolas" w:eastAsia="Consolas" w:hAnsi="Consolas"/>
                 <w:shd w:fill="F0F0F0" w:val="clear"/>
               </w:rPr>
-              <w:t xml:space="preserve">Rental</w:t>
+              <w:t xml:space="preserve">GroupEvent</w:t>
             </w:r>
             <w:r>
               <w:t xml:space="preserve">, </w:t>
@@ -3845,6 +3861,16 @@
                 <w:rFonts w:ascii="Consolas" w:cs="Consolas" w:eastAsia="Consolas" w:hAnsi="Consolas"/>
                 <w:shd w:fill="F0F0F0" w:val="clear"/>
               </w:rPr>
+              <w:t xml:space="preserve">PracticeIce</w:t>
+            </w:r>
+            <w:r>
+              <w:t xml:space="preserve">, </w:t>
+            </w:r>
+            <w:r>
+              <w:rPr>
+                <w:rFonts w:ascii="Consolas" w:cs="Consolas" w:eastAsia="Consolas" w:hAnsi="Consolas"/>
+                <w:shd w:fill="F0F0F0" w:val="clear"/>
+              </w:rPr>
               <w:t xml:space="preserve">Other</w:t>
             </w:r>
           </w:p>
@@ -3858,7 +3884,27 @@
               <w:spacing w:after="60"/>
             </w:pPr>
             <w:r>
-              <w:t xml:space="preserve"/>
+              <w:t xml:space="preserve">Display labels ("Group Event", "Practice Ice") are kept separate from these wire values via </w:t>
+            </w:r>
+            <w:r>
+              <w:rPr>
+                <w:rFonts w:ascii="Consolas" w:cs="Consolas" w:eastAsia="Consolas" w:hAnsi="Consolas"/>
+                <w:shd w:fill="F0F0F0" w:val="clear"/>
+              </w:rPr>
+              <w:t xml:space="preserve">CalendarStyles.CategoryLabel</w:t>
+            </w:r>
+            <w:r>
+              <w:t xml:space="preserve"> - the values above are what's actually round-tripped through Graph's </w:t>
+            </w:r>
+            <w:r>
+              <w:rPr>
+                <w:rFonts w:ascii="Consolas" w:cs="Consolas" w:eastAsia="Consolas" w:hAnsi="Consolas"/>
+                <w:shd w:fill="F0F0F0" w:val="clear"/>
+              </w:rPr>
+              <w:t xml:space="preserve">categories</w:t>
+            </w:r>
+            <w:r>
+              <w:t xml:space="preserve"> property.</w:t>
             </w:r>
           </w:p>
         </w:tc>

--- a/docs/api-reference.docx
+++ b/docs/api-reference.docx
@@ -1534,23 +1534,47 @@
         <w:spacing w:after="160"/>
       </w:pPr>
       <w:r>
-        <w:t xml:space="preserve">Returns a complete, self-contained HTML page (not JSON) - a browsable month calendar for anonymous</w:t>
-      </w:r>
-    </w:p>
-    <w:p>
-      <w:pPr>
-        <w:spacing w:after="160"/>
-      </w:pPr>
-      <w:r>
-        <w:t xml:space="preserve">visitors. Deliberately hand-built HTML with inline CSS/JS rather than a Blazor page, for the reason</w:t>
-      </w:r>
-    </w:p>
-    <w:p>
-      <w:pPr>
-        <w:spacing w:after="160"/>
-      </w:pPr>
-      <w:r>
-        <w:t xml:space="preserve">in [Overview](#overview) - no Blazor circuit, no client runtime to reject.</w:t>
+        <w:t xml:space="preserve">Returns a complete, self-contained HTML page (not JSON) - a browsable calendar for anonymous</w:t>
+      </w:r>
+    </w:p>
+    <w:p>
+      <w:pPr>
+        <w:spacing w:after="160"/>
+      </w:pPr>
+      <w:r>
+        <w:t xml:space="preserve">visitors, with Month, Week, and Day views. Deliberately hand-built HTML with inline CSS/JS rather</w:t>
+      </w:r>
+    </w:p>
+    <w:p>
+      <w:pPr>
+        <w:spacing w:after="160"/>
+      </w:pPr>
+      <w:r>
+        <w:t xml:space="preserve">than a Blazor page, for the reason in [Overview](#overview) - no Blazor circuit, no client runtime</w:t>
+      </w:r>
+    </w:p>
+    <w:p>
+      <w:pPr>
+        <w:spacing w:after="160"/>
+      </w:pPr>
+      <w:r>
+        <w:t xml:space="preserve">to reject. A view or date-range change is a full page reload (server-rendered, no client-side</w:t>
+      </w:r>
+    </w:p>
+    <w:p>
+      <w:pPr>
+        <w:spacing w:after="160"/>
+      </w:pPr>
+      <w:r>
+        <w:t xml:space="preserve">routing) - a "Loading…" overlay appears immediately on any nav-link click so that reload isn't</w:t>
+      </w:r>
+    </w:p>
+    <w:p>
+      <w:pPr>
+        <w:spacing w:after="160"/>
+      </w:pPr>
+      <w:r>
+        <w:t xml:space="preserve">silent while the server computes the next view.</w:t>
       </w:r>
     </w:p>
     <w:p>
@@ -1640,7 +1664,15 @@
         <w:t xml:space="preserve">Cache:</w:t>
       </w:r>
       <w:r>
-        <w:t xml:space="preserve"> server-side, 60 seconds per requested month.</w:t>
+        <w:t xml:space="preserve"> server-side, 60 seconds per requested range (a distinct cache key per month/week/day</w:t>
+      </w:r>
+    </w:p>
+    <w:p>
+      <w:pPr>
+        <w:spacing w:after="160"/>
+      </w:pPr>
+      <w:r>
+        <w:t xml:space="preserve">  ever viewed within the clamped window below - each entry still expires after 60s regardless).</w:t>
       </w:r>
     </w:p>
     <w:p>
@@ -1763,8 +1795,28 @@
                 <w:rFonts w:ascii="Consolas" w:cs="Consolas" w:eastAsia="Consolas" w:hAnsi="Consolas"/>
                 <w:shd w:fill="F0F0F0" w:val="clear"/>
               </w:rPr>
+              <w:t xml:space="preserve">view</w:t>
+            </w:r>
+          </w:p>
+        </w:tc>
+        <w:tc>
+          <w:tcPr>
+            <w:tcW w:type="dxa" w:w="1872"/>
+          </w:tcPr>
+          <w:p>
+            <w:pPr>
+              <w:spacing w:after="60"/>
+            </w:pPr>
+            <w:r>
+              <w:rPr>
+                <w:rFonts w:ascii="Consolas" w:cs="Consolas" w:eastAsia="Consolas" w:hAnsi="Consolas"/>
+                <w:shd w:fill="F0F0F0" w:val="clear"/>
+              </w:rPr>
               <w:t xml:space="preserve">month</w:t>
             </w:r>
+            <w:r>
+              <w:t xml:space="preserve"> \</w:t>
+            </w:r>
           </w:p>
         </w:tc>
         <w:tc>
@@ -1776,6 +1828,75 @@
               <w:spacing w:after="60"/>
             </w:pPr>
             <w:r>
+              <w:rPr>
+                <w:rFonts w:ascii="Consolas" w:cs="Consolas" w:eastAsia="Consolas" w:hAnsi="Consolas"/>
+                <w:shd w:fill="F0F0F0" w:val="clear"/>
+              </w:rPr>
+              <w:t xml:space="preserve">week</w:t>
+            </w:r>
+            <w:r>
+              <w:t xml:space="preserve"> \</w:t>
+            </w:r>
+          </w:p>
+        </w:tc>
+        <w:tc>
+          <w:tcPr>
+            <w:tcW w:type="dxa" w:w="1872"/>
+          </w:tcPr>
+          <w:p>
+            <w:pPr>
+              <w:spacing w:after="60"/>
+            </w:pPr>
+            <w:r>
+              <w:rPr>
+                <w:rFonts w:ascii="Consolas" w:cs="Consolas" w:eastAsia="Consolas" w:hAnsi="Consolas"/>
+                <w:shd w:fill="F0F0F0" w:val="clear"/>
+              </w:rPr>
+              <w:t xml:space="preserve">day</w:t>
+            </w:r>
+          </w:p>
+        </w:tc>
+        <w:tc>
+          <w:tcPr>
+            <w:tcW w:type="dxa" w:w="1872"/>
+          </w:tcPr>
+          <w:p>
+            <w:pPr>
+              <w:spacing w:after="60"/>
+            </w:pPr>
+            <w:r>
+              <w:t xml:space="preserve">No</w:t>
+            </w:r>
+          </w:p>
+        </w:tc>
+      </w:tr>
+      <w:tr>
+        <w:tc>
+          <w:tcPr>
+            <w:tcW w:type="dxa" w:w="1872"/>
+          </w:tcPr>
+          <w:p>
+            <w:pPr>
+              <w:spacing w:after="60"/>
+            </w:pPr>
+            <w:r>
+              <w:rPr>
+                <w:rFonts w:ascii="Consolas" w:cs="Consolas" w:eastAsia="Consolas" w:hAnsi="Consolas"/>
+                <w:shd w:fill="F0F0F0" w:val="clear"/>
+              </w:rPr>
+              <w:t xml:space="preserve">month</w:t>
+            </w:r>
+          </w:p>
+        </w:tc>
+        <w:tc>
+          <w:tcPr>
+            <w:tcW w:type="dxa" w:w="1872"/>
+          </w:tcPr>
+          <w:p>
+            <w:pPr>
+              <w:spacing w:after="60"/>
+            </w:pPr>
+            <w:r>
               <w:t xml:space="preserve">string, </w:t>
             </w:r>
             <w:r>
@@ -1796,7 +1917,7 @@
               <w:spacing w:after="60"/>
             </w:pPr>
             <w:r>
-              <w:t xml:space="preserve">No</w:t>
+              <w:t xml:space="preserve">No (Month view only)</w:t>
             </w:r>
           </w:p>
         </w:tc>
@@ -1823,6 +1944,94 @@
             </w:pPr>
             <w:r>
               <w:t xml:space="preserve">Clamped server-side to a window from one year ago through two years ahead. An unparseable value falls back to the current month rather than erroring.</w:t>
+            </w:r>
+          </w:p>
+        </w:tc>
+      </w:tr>
+      <w:tr>
+        <w:tc>
+          <w:tcPr>
+            <w:tcW w:type="dxa" w:w="1872"/>
+          </w:tcPr>
+          <w:p>
+            <w:pPr>
+              <w:spacing w:after="60"/>
+            </w:pPr>
+            <w:r>
+              <w:rPr>
+                <w:rFonts w:ascii="Consolas" w:cs="Consolas" w:eastAsia="Consolas" w:hAnsi="Consolas"/>
+                <w:shd w:fill="F0F0F0" w:val="clear"/>
+              </w:rPr>
+              <w:t xml:space="preserve">date</w:t>
+            </w:r>
+          </w:p>
+        </w:tc>
+        <w:tc>
+          <w:tcPr>
+            <w:tcW w:type="dxa" w:w="1872"/>
+          </w:tcPr>
+          <w:p>
+            <w:pPr>
+              <w:spacing w:after="60"/>
+            </w:pPr>
+            <w:r>
+              <w:t xml:space="preserve">string, </w:t>
+            </w:r>
+            <w:r>
+              <w:rPr>
+                <w:rFonts w:ascii="Consolas" w:cs="Consolas" w:eastAsia="Consolas" w:hAnsi="Consolas"/>
+                <w:shd w:fill="F0F0F0" w:val="clear"/>
+              </w:rPr>
+              <w:t xml:space="preserve">yyyy-MM-dd</w:t>
+            </w:r>
+          </w:p>
+        </w:tc>
+        <w:tc>
+          <w:tcPr>
+            <w:tcW w:type="dxa" w:w="1872"/>
+          </w:tcPr>
+          <w:p>
+            <w:pPr>
+              <w:spacing w:after="60"/>
+            </w:pPr>
+            <w:r>
+              <w:t xml:space="preserve">No (Week/Day views only)</w:t>
+            </w:r>
+          </w:p>
+        </w:tc>
+        <w:tc>
+          <w:tcPr>
+            <w:tcW w:type="dxa" w:w="1872"/>
+          </w:tcPr>
+          <w:p>
+            <w:pPr>
+              <w:spacing w:after="60"/>
+            </w:pPr>
+            <w:r>
+              <w:t xml:space="preserve">today</w:t>
+            </w:r>
+          </w:p>
+        </w:tc>
+        <w:tc>
+          <w:tcPr>
+            <w:tcW w:type="dxa" w:w="1872"/>
+          </w:tcPr>
+          <w:p>
+            <w:pPr>
+              <w:spacing w:after="60"/>
+            </w:pPr>
+            <w:r>
+              <w:t xml:space="preserve">Same clamping as </w:t>
+            </w:r>
+            <w:r>
+              <w:rPr>
+                <w:rFonts w:ascii="Consolas" w:cs="Consolas" w:eastAsia="Consolas" w:hAnsi="Consolas"/>
+                <w:shd w:fill="F0F0F0" w:val="clear"/>
+              </w:rPr>
+              <w:t xml:space="preserve">month</w:t>
+            </w:r>
+            <w:r>
+              <w:t xml:space="preserve">. For Week, the grid shows the 7-day week containing this date (starting Sunday); for Day, this exact date.</w:t>
             </w:r>
           </w:p>
         </w:tc>
@@ -1860,57 +2069,153 @@
         <w:spacing w:after="160"/>
       </w:pPr>
       <w:r>
-        <w:t xml:space="preserve">A full HTML document: a header, a 7-column month grid with Prev/Today/Next navigation links (each a</w:t>
-      </w:r>
-    </w:p>
-    <w:p>
-      <w:pPr>
-        <w:spacing w:after="160"/>
-      </w:pPr>
-      <w:r>
-        <w:t xml:space="preserve">plain </w:t>
+        <w:rPr>
+          <w:b/>
+          <w:bCs/>
+        </w:rPr>
+        <w:t xml:space="preserve">Month view:</w:t>
+      </w:r>
+      <w:r>
+        <w:t xml:space="preserve"> a 7-column month grid with color-coded entry chips (confirmed booking, hold, club</w:t>
+      </w:r>
+    </w:p>
+    <w:p>
+      <w:pPr>
+        <w:spacing w:after="160"/>
+      </w:pPr>
+      <w:r>
+        <w:t xml:space="preserve">event - club event chips get a dotted border, matching the staff calendar's visual language for</w:t>
+      </w:r>
+    </w:p>
+    <w:p>
+      <w:pPr>
+        <w:spacing w:after="160"/>
+      </w:pPr>
+      <w:r>
+        <w:t xml:space="preserve">distinguishing them from sheet bookings). Every day shows up to 3 entries with a "+N more" expander</w:t>
+      </w:r>
+    </w:p>
+    <w:p>
+      <w:pPr>
+        <w:spacing w:after="160"/>
+      </w:pPr>
+      <w:r>
+        <w:t xml:space="preserve">for busier days.</w:t>
+      </w:r>
+    </w:p>
+    <w:p>
+      <w:pPr>
+        <w:spacing w:after="160"/>
+      </w:pPr>
+      <w:r>
+        <w:rPr>
+          <w:b/>
+          <w:bCs/>
+        </w:rPr>
+        <w:t xml:space="preserve">Week view</w:t>
+      </w:r>
+      <w:r>
+        <w:t xml:space="preserve"> (7-day) </w:t>
+      </w:r>
+      <w:r>
+        <w:rPr>
+          <w:b/>
+          <w:bCs/>
+        </w:rPr>
+        <w:t xml:space="preserve">and Day view</w:t>
+      </w:r>
+      <w:r>
+        <w:t xml:space="preserve"> (single day): hourly grids sharing the same hour-axis math</w:t>
+      </w:r>
+    </w:p>
+    <w:p>
+      <w:pPr>
+        <w:spacing w:after="160"/>
+      </w:pPr>
+      <w:r>
+        <w:t xml:space="preserve">and lane-layout algorithm as the staff Week/Day grids (</w:t>
       </w:r>
       <w:r>
         <w:rPr>
           <w:rFonts w:ascii="Consolas" w:cs="Consolas" w:eastAsia="Consolas" w:hAnsi="Consolas"/>
           <w:shd w:fill="F0F0F0" w:val="clear"/>
         </w:rPr>
-        <w:t xml:space="preserve">&lt;a href="/public/calendar?month=..."&gt;</w:t>
-      </w:r>
-      <w:r>
-        <w:t xml:space="preserve">, no JS routing), color-coded entry chips (confirmed</w:t>
-      </w:r>
-    </w:p>
-    <w:p>
-      <w:pPr>
-        <w:spacing w:after="160"/>
-      </w:pPr>
-      <w:r>
-        <w:t xml:space="preserve">booking, hold, club event - club event chips get a dotted border, matching the staff calendar's</w:t>
-      </w:r>
-    </w:p>
-    <w:p>
-      <w:pPr>
-        <w:spacing w:after="160"/>
-      </w:pPr>
-      <w:r>
-        <w:t xml:space="preserve">visual language for distinguishing them from sheet bookings), and a click-to-reveal detail overlay</w:t>
-      </w:r>
-    </w:p>
-    <w:p>
-      <w:pPr>
-        <w:spacing w:after="160"/>
-      </w:pPr>
-      <w:r>
-        <w:t xml:space="preserve">built with vanilla JS. Every day shows up to 3 entries with a "+N more" expander for busier days.</w:t>
-      </w:r>
-    </w:p>
-    <w:p>
-      <w:pPr>
-        <w:spacing w:after="160"/>
-      </w:pPr>
-      <w:r>
-        <w:t xml:space="preserve">Each entry chip's visible text is its start time followed by its title (e.g. "7PM - League</w:t>
+        <w:t xml:space="preserve">CalendarStyles.LayoutLanes</w:t>
+      </w:r>
+      <w:r>
+        <w:t xml:space="preserve">) - genuinely</w:t>
+      </w:r>
+    </w:p>
+    <w:p>
+      <w:pPr>
+        <w:spacing w:after="160"/>
+      </w:pPr>
+      <w:r>
+        <w:t xml:space="preserve">concurrent items render side-by-side instead of overlapping. All-day club events pin to a row at</w:t>
+      </w:r>
+    </w:p>
+    <w:p>
+      <w:pPr>
+        <w:spacing w:after="160"/>
+      </w:pPr>
+      <w:r>
+        <w:t xml:space="preserve">the top of their column; timed club events and bookings position at their actual hour. A</w:t>
+      </w:r>
+    </w:p>
+    <w:p>
+      <w:pPr>
+        <w:spacing w:after="160"/>
+      </w:pPr>
+      <w:r>
+        <w:t xml:space="preserve">multi-sheet booking that produced identical entries (same title/time/category/state) collapses to</w:t>
+      </w:r>
+    </w:p>
+    <w:p>
+      <w:pPr>
+        <w:spacing w:after="160"/>
+      </w:pPr>
+      <w:r>
+        <w:t xml:space="preserve">one displayed item via record equality, the same de-facto dedup Month view already relied on -</w:t>
+      </w:r>
+    </w:p>
+    <w:p>
+      <w:pPr>
+        <w:spacing w:after="160"/>
+      </w:pPr>
+      <w:r>
+        <w:t xml:space="preserve">these DTOs never carry sheet/group identity to dedupe by more precisely.</w:t>
+      </w:r>
+    </w:p>
+    <w:p>
+      <w:pPr>
+        <w:spacing w:after="160"/>
+      </w:pPr>
+      <w:r>
+        <w:t xml:space="preserve">A Month/Week/Day toggle plus Prev/Today/Next navigation appears in the header on every view;</w:t>
+      </w:r>
+    </w:p>
+    <w:p>
+      <w:pPr>
+        <w:spacing w:after="160"/>
+      </w:pPr>
+      <w:r>
+        <w:t xml:space="preserve">switching views preserves your place (e.g. Week → Month lands on the month containing that week's</w:t>
+      </w:r>
+    </w:p>
+    <w:p>
+      <w:pPr>
+        <w:spacing w:after="160"/>
+      </w:pPr>
+      <w:r>
+        <w:t xml:space="preserve">first day).</w:t>
+      </w:r>
+    </w:p>
+    <w:p>
+      <w:pPr>
+        <w:spacing w:after="160"/>
+      </w:pPr>
+      <w:r>
+        <w:t xml:space="preserve">Every entry chip's visible text is its start time followed by its title (e.g. "7PM - League</w:t>
       </w:r>
     </w:p>
     <w:p>

--- a/docs/api-reference.docx
+++ b/docs/api-reference.docx
@@ -32,10 +32,10 @@
           <w:b/>
           <w:bCs/>
         </w:rPr>
-        <w:t xml:space="preserve">two</w:t>
-      </w:r>
-      <w:r>
-        <w:t xml:space="preserve"> HTTP API endpoints, and both are public/anonymous. There is no</w:t>
+        <w:t xml:space="preserve">three</w:t>
+      </w:r>
+      <w:r>
+        <w:t xml:space="preserve"> HTTP API endpoints, and all are public/anonymous. There is no</w:t>
       </w:r>
     </w:p>
     <w:p>
@@ -142,7 +142,7 @@
         <w:t xml:space="preserve">[Public API](#public-api)</w:t>
       </w:r>
       <w:r>
-        <w:t xml:space="preserve"> - the two real, callable HTTP endpoints. Anyone can call these</w:t>
+        <w:t xml:space="preserve"> - the three real, callable HTTP endpoints. Anyone can call these</w:t>
       </w:r>
     </w:p>
     <w:p>
@@ -1452,7 +1452,63 @@
         <w:spacing w:after="160"/>
       </w:pPr>
       <w:r>
-        <w:t xml:space="preserve">actually closed.</w:t>
+        <w:t xml:space="preserve">actually closed. A hold's own advertised start/end is also never trusted blindly: any portion that</w:t>
+      </w:r>
+    </w:p>
+    <w:p>
+      <w:pPr>
+        <w:spacing w:after="160"/>
+      </w:pPr>
+      <w:r>
+        <w:t xml:space="preserve">overlaps *another* booking on the same sheet (of any category/state) is subtracted out before being</w:t>
+      </w:r>
+    </w:p>
+    <w:p>
+      <w:pPr>
+        <w:spacing w:after="160"/>
+      </w:pPr>
+      <w:r>
+        <w:t xml:space="preserve">reported, splitting the hold into 0, 1, or 2 remaining open sub-ranges as needed. The app's own</w:t>
+      </w:r>
+    </w:p>
+    <w:p>
+      <w:pPr>
+        <w:spacing w:after="160"/>
+      </w:pPr>
+      <w:r>
+        <w:t xml:space="preserve">write-path conflict check should prevent that overlap from ever being created through the app, but</w:t>
+      </w:r>
+    </w:p>
+    <w:p>
+      <w:pPr>
+        <w:spacing w:after="160"/>
+      </w:pPr>
+      <w:r>
+        <w:t xml:space="preserve">data written outside it (direct Graph/Outlook writes, seeded test data) isn't protected by that</w:t>
+      </w:r>
+    </w:p>
+    <w:p>
+      <w:pPr>
+        <w:spacing w:after="160"/>
+      </w:pPr>
+      <w:r>
+        <w:t xml:space="preserve">invariant, and the public feed must never promise ice that's actually occupied regardless of how</w:t>
+      </w:r>
+    </w:p>
+    <w:p>
+      <w:pPr>
+        <w:spacing w:after="160"/>
+      </w:pPr>
+      <w:r>
+        <w:t xml:space="preserve">the conflicting data got there - live-found 2026-07-28 via a hold that fully covered a separately</w:t>
+      </w:r>
+    </w:p>
+    <w:p>
+      <w:pPr>
+        <w:spacing w:after="160"/>
+      </w:pPr>
+      <w:r>
+        <w:t xml:space="preserve">booked, confirmed League game on the same sheet.</w:t>
       </w:r>
     </w:p>
     <w:p>
@@ -2309,6 +2365,723 @@
     </w:p>
     <w:p>
       <w:pPr>
+        <w:pStyle w:val="Heading3"/>
+        <w:spacing w:after="120" w:before="200"/>
+      </w:pPr>
+      <w:r>
+        <w:rPr>
+          <w:rFonts w:ascii="Consolas" w:cs="Consolas" w:eastAsia="Consolas" w:hAnsi="Consolas"/>
+          <w:shd w:fill="F0F0F0" w:val="clear"/>
+        </w:rPr>
+        <w:t xml:space="preserve">GET /public/search</w:t>
+      </w:r>
+    </w:p>
+    <w:p>
+      <w:pPr>
+        <w:spacing w:after="160"/>
+      </w:pPr>
+      <w:r>
+        <w:t xml:space="preserve">Returns a complete, self-contained HTML page (not JSON) - a form plus results, letting an anonymous</w:t>
+      </w:r>
+    </w:p>
+    <w:p>
+      <w:pPr>
+        <w:spacing w:after="160"/>
+      </w:pPr>
+      <w:r>
+        <w:t xml:space="preserve">visitor search for a date/time window with at least N sheets simultaneously open for a group event.</w:t>
+      </w:r>
+    </w:p>
+    <w:p>
+      <w:pPr>
+        <w:spacing w:after="160"/>
+      </w:pPr>
+      <w:r>
+        <w:t xml:space="preserve">Delivers the "≥N sheets available" view the architecture doc originally scoped as R6 and marked</w:t>
+      </w:r>
+    </w:p>
+    <w:p>
+      <w:pPr>
+        <w:spacing w:after="160"/>
+      </w:pPr>
+      <w:r>
+        <w:t xml:space="preserve">backlogged during the initial build; built as its own page rather than folded into </w:t>
+      </w:r>
+      <w:r>
+        <w:rPr>
+          <w:rFonts w:ascii="Consolas" w:cs="Consolas" w:eastAsia="Consolas" w:hAnsi="Consolas"/>
+          <w:shd w:fill="F0F0F0" w:val="clear"/>
+        </w:rPr>
+        <w:t xml:space="preserve">/public/calendar</w:t>
+      </w:r>
+      <w:r>
+        <w:t xml:space="preserve">.</w:t>
+      </w:r>
+    </w:p>
+    <w:p>
+      <w:pPr>
+        <w:spacing w:after="160"/>
+      </w:pPr>
+      <w:r>
+        <w:t xml:space="preserve">Same hand-built-HTML approach and rationale as the other two endpoints.</w:t>
+      </w:r>
+    </w:p>
+    <w:p>
+      <w:pPr>
+        <w:pStyle w:val="ListParagraph"/>
+        <w:numPr>
+          <w:ilvl w:val="0"/>
+          <w:numId w:val="1"/>
+        </w:numPr>
+        <w:spacing w:after="80"/>
+      </w:pPr>
+      <w:r>
+        <w:rPr>
+          <w:b/>
+          <w:bCs/>
+        </w:rPr>
+        <w:t xml:space="preserve">Auth:</w:t>
+      </w:r>
+      <w:r>
+        <w:t xml:space="preserve"> none (anonymous).</w:t>
+      </w:r>
+    </w:p>
+    <w:p>
+      <w:pPr>
+        <w:pStyle w:val="ListParagraph"/>
+        <w:numPr>
+          <w:ilvl w:val="0"/>
+          <w:numId w:val="1"/>
+        </w:numPr>
+        <w:spacing w:after="80"/>
+      </w:pPr>
+      <w:r>
+        <w:rPr>
+          <w:b/>
+          <w:bCs/>
+        </w:rPr>
+        <w:t xml:space="preserve">CORS:</w:t>
+      </w:r>
+      <w:r>
+        <w:t xml:space="preserve"> not applicable (page navigation, not a cross-origin fetch).</w:t>
+      </w:r>
+    </w:p>
+    <w:p>
+      <w:pPr>
+        <w:pStyle w:val="ListParagraph"/>
+        <w:numPr>
+          <w:ilvl w:val="0"/>
+          <w:numId w:val="1"/>
+        </w:numPr>
+        <w:spacing w:after="80"/>
+      </w:pPr>
+      <w:r>
+        <w:rPr>
+          <w:b/>
+          <w:bCs/>
+        </w:rPr>
+        <w:t xml:space="preserve">Rate limit:</w:t>
+      </w:r>
+      <w:r>
+        <w:t xml:space="preserve"> shared </w:t>
+      </w:r>
+      <w:r>
+        <w:rPr>
+          <w:rFonts w:ascii="Consolas" w:cs="Consolas" w:eastAsia="Consolas" w:hAnsi="Consolas"/>
+          <w:shd w:fill="F0F0F0" w:val="clear"/>
+        </w:rPr>
+        <w:t xml:space="preserve">public-api</w:t>
+      </w:r>
+      <w:r>
+        <w:t xml:space="preserve"> limiter, 60 req/min, no queue.</w:t>
+      </w:r>
+    </w:p>
+    <w:p>
+      <w:pPr>
+        <w:pStyle w:val="ListParagraph"/>
+        <w:numPr>
+          <w:ilvl w:val="0"/>
+          <w:numId w:val="1"/>
+        </w:numPr>
+        <w:spacing w:after="80"/>
+      </w:pPr>
+      <w:r>
+        <w:rPr>
+          <w:b/>
+          <w:bCs/>
+        </w:rPr>
+        <w:t xml:space="preserve">Cache:</w:t>
+      </w:r>
+      <w:r>
+        <w:t xml:space="preserve"> server-side, 60 seconds per </w:t>
+      </w:r>
+      <w:r>
+        <w:rPr>
+          <w:rFonts w:ascii="Consolas" w:cs="Consolas" w:eastAsia="Consolas" w:hAnsi="Consolas"/>
+          <w:shd w:fill="F0F0F0" w:val="clear"/>
+        </w:rPr>
+        <w:t xml:space="preserve">(start, end, sheets)</w:t>
+      </w:r>
+      <w:r>
+        <w:t xml:space="preserve"> combination.</w:t>
+      </w:r>
+    </w:p>
+    <w:p>
+      <w:pPr>
+        <w:spacing w:after="160"/>
+      </w:pPr>
+      <w:r>
+        <w:rPr>
+          <w:b/>
+          <w:bCs/>
+        </w:rPr>
+        <w:t xml:space="preserve">Query parameters</w:t>
+      </w:r>
+    </w:p>
+    <w:tbl>
+      <w:tblPr>
+        <w:tblW w:type="dxa" w:w="9360"/>
+        <w:tblBorders>
+          <w:top w:val="single" w:color="auto" w:sz="4"/>
+          <w:left w:val="single" w:color="auto" w:sz="4"/>
+          <w:bottom w:val="single" w:color="auto" w:sz="4"/>
+          <w:right w:val="single" w:color="auto" w:sz="4"/>
+          <w:insideH w:val="single" w:color="auto" w:sz="4"/>
+          <w:insideV w:val="single" w:color="auto" w:sz="4"/>
+        </w:tblBorders>
+      </w:tblPr>
+      <w:tblGrid>
+        <w:gridCol w:w="1872"/>
+        <w:gridCol w:w="1872"/>
+        <w:gridCol w:w="1872"/>
+        <w:gridCol w:w="1872"/>
+        <w:gridCol w:w="1872"/>
+      </w:tblGrid>
+      <w:tr>
+        <w:trPr>
+          <w:tblHeader/>
+        </w:trPr>
+        <w:tc>
+          <w:tcPr>
+            <w:tcW w:type="dxa" w:w="1872"/>
+            <w:shd w:fill="D9E2F3" w:val="clear"/>
+          </w:tcPr>
+          <w:p>
+            <w:pPr>
+              <w:spacing w:after="60"/>
+            </w:pPr>
+            <w:r>
+              <w:t xml:space="preserve">Parameter</w:t>
+            </w:r>
+          </w:p>
+        </w:tc>
+        <w:tc>
+          <w:tcPr>
+            <w:tcW w:type="dxa" w:w="1872"/>
+            <w:shd w:fill="D9E2F3" w:val="clear"/>
+          </w:tcPr>
+          <w:p>
+            <w:pPr>
+              <w:spacing w:after="60"/>
+            </w:pPr>
+            <w:r>
+              <w:t xml:space="preserve">Type</w:t>
+            </w:r>
+          </w:p>
+        </w:tc>
+        <w:tc>
+          <w:tcPr>
+            <w:tcW w:type="dxa" w:w="1872"/>
+            <w:shd w:fill="D9E2F3" w:val="clear"/>
+          </w:tcPr>
+          <w:p>
+            <w:pPr>
+              <w:spacing w:after="60"/>
+            </w:pPr>
+            <w:r>
+              <w:t xml:space="preserve">Required</w:t>
+            </w:r>
+          </w:p>
+        </w:tc>
+        <w:tc>
+          <w:tcPr>
+            <w:tcW w:type="dxa" w:w="1872"/>
+            <w:shd w:fill="D9E2F3" w:val="clear"/>
+          </w:tcPr>
+          <w:p>
+            <w:pPr>
+              <w:spacing w:after="60"/>
+            </w:pPr>
+            <w:r>
+              <w:t xml:space="preserve">Default</w:t>
+            </w:r>
+          </w:p>
+        </w:tc>
+        <w:tc>
+          <w:tcPr>
+            <w:tcW w:type="dxa" w:w="1872"/>
+            <w:shd w:fill="D9E2F3" w:val="clear"/>
+          </w:tcPr>
+          <w:p>
+            <w:pPr>
+              <w:spacing w:after="60"/>
+            </w:pPr>
+            <w:r>
+              <w:t xml:space="preserve">Notes</w:t>
+            </w:r>
+          </w:p>
+        </w:tc>
+      </w:tr>
+      <w:tr>
+        <w:tc>
+          <w:tcPr>
+            <w:tcW w:type="dxa" w:w="1872"/>
+          </w:tcPr>
+          <w:p>
+            <w:pPr>
+              <w:spacing w:after="60"/>
+            </w:pPr>
+            <w:r>
+              <w:rPr>
+                <w:rFonts w:ascii="Consolas" w:cs="Consolas" w:eastAsia="Consolas" w:hAnsi="Consolas"/>
+                <w:shd w:fill="F0F0F0" w:val="clear"/>
+              </w:rPr>
+              <w:t xml:space="preserve">start</w:t>
+            </w:r>
+          </w:p>
+        </w:tc>
+        <w:tc>
+          <w:tcPr>
+            <w:tcW w:type="dxa" w:w="1872"/>
+          </w:tcPr>
+          <w:p>
+            <w:pPr>
+              <w:spacing w:after="60"/>
+            </w:pPr>
+            <w:r>
+              <w:t xml:space="preserve">string, </w:t>
+            </w:r>
+            <w:r>
+              <w:rPr>
+                <w:rFonts w:ascii="Consolas" w:cs="Consolas" w:eastAsia="Consolas" w:hAnsi="Consolas"/>
+                <w:shd w:fill="F0F0F0" w:val="clear"/>
+              </w:rPr>
+              <w:t xml:space="preserve">yyyy-MM-dd</w:t>
+            </w:r>
+          </w:p>
+        </w:tc>
+        <w:tc>
+          <w:tcPr>
+            <w:tcW w:type="dxa" w:w="1872"/>
+          </w:tcPr>
+          <w:p>
+            <w:pPr>
+              <w:spacing w:after="60"/>
+            </w:pPr>
+            <w:r>
+              <w:t xml:space="preserve">No</w:t>
+            </w:r>
+          </w:p>
+        </w:tc>
+        <w:tc>
+          <w:tcPr>
+            <w:tcW w:type="dxa" w:w="1872"/>
+          </w:tcPr>
+          <w:p>
+            <w:pPr>
+              <w:spacing w:after="60"/>
+            </w:pPr>
+            <w:r>
+              <w:t xml:space="preserve">today</w:t>
+            </w:r>
+          </w:p>
+        </w:tc>
+        <w:tc>
+          <w:tcPr>
+            <w:tcW w:type="dxa" w:w="1872"/>
+          </w:tcPr>
+          <w:p>
+            <w:pPr>
+              <w:spacing w:after="60"/>
+            </w:pPr>
+            <w:r>
+              <w:t xml:space="preserve">Clamped to a window from one year ago through two years ahead, same rationale as </w:t>
+            </w:r>
+            <w:r>
+              <w:rPr>
+                <w:rFonts w:ascii="Consolas" w:cs="Consolas" w:eastAsia="Consolas" w:hAnsi="Consolas"/>
+                <w:shd w:fill="F0F0F0" w:val="clear"/>
+              </w:rPr>
+              <w:t xml:space="preserve">/public/calendar</w:t>
+            </w:r>
+            <w:r>
+              <w:t xml:space="preserve">'s </w:t>
+            </w:r>
+            <w:r>
+              <w:rPr>
+                <w:rFonts w:ascii="Consolas" w:cs="Consolas" w:eastAsia="Consolas" w:hAnsi="Consolas"/>
+                <w:shd w:fill="F0F0F0" w:val="clear"/>
+              </w:rPr>
+              <w:t xml:space="preserve">?date=</w:t>
+            </w:r>
+            <w:r>
+              <w:t xml:space="preserve">.</w:t>
+            </w:r>
+          </w:p>
+        </w:tc>
+      </w:tr>
+      <w:tr>
+        <w:tc>
+          <w:tcPr>
+            <w:tcW w:type="dxa" w:w="1872"/>
+          </w:tcPr>
+          <w:p>
+            <w:pPr>
+              <w:spacing w:after="60"/>
+            </w:pPr>
+            <w:r>
+              <w:rPr>
+                <w:rFonts w:ascii="Consolas" w:cs="Consolas" w:eastAsia="Consolas" w:hAnsi="Consolas"/>
+                <w:shd w:fill="F0F0F0" w:val="clear"/>
+              </w:rPr>
+              <w:t xml:space="preserve">end</w:t>
+            </w:r>
+          </w:p>
+        </w:tc>
+        <w:tc>
+          <w:tcPr>
+            <w:tcW w:type="dxa" w:w="1872"/>
+          </w:tcPr>
+          <w:p>
+            <w:pPr>
+              <w:spacing w:after="60"/>
+            </w:pPr>
+            <w:r>
+              <w:t xml:space="preserve">string, </w:t>
+            </w:r>
+            <w:r>
+              <w:rPr>
+                <w:rFonts w:ascii="Consolas" w:cs="Consolas" w:eastAsia="Consolas" w:hAnsi="Consolas"/>
+                <w:shd w:fill="F0F0F0" w:val="clear"/>
+              </w:rPr>
+              <w:t xml:space="preserve">yyyy-MM-dd</w:t>
+            </w:r>
+          </w:p>
+        </w:tc>
+        <w:tc>
+          <w:tcPr>
+            <w:tcW w:type="dxa" w:w="1872"/>
+          </w:tcPr>
+          <w:p>
+            <w:pPr>
+              <w:spacing w:after="60"/>
+            </w:pPr>
+            <w:r>
+              <w:t xml:space="preserve">No</w:t>
+            </w:r>
+          </w:p>
+        </w:tc>
+        <w:tc>
+          <w:tcPr>
+            <w:tcW w:type="dxa" w:w="1872"/>
+          </w:tcPr>
+          <w:p>
+            <w:pPr>
+              <w:spacing w:after="60"/>
+            </w:pPr>
+            <w:r>
+              <w:rPr>
+                <w:rFonts w:ascii="Consolas" w:cs="Consolas" w:eastAsia="Consolas" w:hAnsi="Consolas"/>
+                <w:shd w:fill="F0F0F0" w:val="clear"/>
+              </w:rPr>
+              <w:t xml:space="preserve">start</w:t>
+            </w:r>
+            <w:r>
+              <w:t xml:space="preserve"> + 7 days</w:t>
+            </w:r>
+          </w:p>
+        </w:tc>
+        <w:tc>
+          <w:tcPr>
+            <w:tcW w:type="dxa" w:w="1872"/>
+          </w:tcPr>
+          <w:p>
+            <w:pPr>
+              <w:spacing w:after="60"/>
+            </w:pPr>
+            <w:r>
+              <w:t xml:space="preserve">Clamped to at most 60 days after </w:t>
+            </w:r>
+            <w:r>
+              <w:rPr>
+                <w:rFonts w:ascii="Consolas" w:cs="Consolas" w:eastAsia="Consolas" w:hAnsi="Consolas"/>
+                <w:shd w:fill="F0F0F0" w:val="clear"/>
+              </w:rPr>
+              <w:t xml:space="preserve">start</w:t>
+            </w:r>
+            <w:r>
+              <w:t xml:space="preserve"> (the search's own span cap - a search this wide across every sheet is a meaningfully larger Graph fan-out than a single month/week/day view) and to the same outer ±1yr/+2yr window.</w:t>
+            </w:r>
+          </w:p>
+        </w:tc>
+      </w:tr>
+      <w:tr>
+        <w:tc>
+          <w:tcPr>
+            <w:tcW w:type="dxa" w:w="1872"/>
+          </w:tcPr>
+          <w:p>
+            <w:pPr>
+              <w:spacing w:after="60"/>
+            </w:pPr>
+            <w:r>
+              <w:rPr>
+                <w:rFonts w:ascii="Consolas" w:cs="Consolas" w:eastAsia="Consolas" w:hAnsi="Consolas"/>
+                <w:shd w:fill="F0F0F0" w:val="clear"/>
+              </w:rPr>
+              <w:t xml:space="preserve">sheets</w:t>
+            </w:r>
+          </w:p>
+        </w:tc>
+        <w:tc>
+          <w:tcPr>
+            <w:tcW w:type="dxa" w:w="1872"/>
+          </w:tcPr>
+          <w:p>
+            <w:pPr>
+              <w:spacing w:after="60"/>
+            </w:pPr>
+            <w:r>
+              <w:t xml:space="preserve">integer</w:t>
+            </w:r>
+          </w:p>
+        </w:tc>
+        <w:tc>
+          <w:tcPr>
+            <w:tcW w:type="dxa" w:w="1872"/>
+          </w:tcPr>
+          <w:p>
+            <w:pPr>
+              <w:spacing w:after="60"/>
+            </w:pPr>
+            <w:r>
+              <w:t xml:space="preserve">No</w:t>
+            </w:r>
+          </w:p>
+        </w:tc>
+        <w:tc>
+          <w:tcPr>
+            <w:tcW w:type="dxa" w:w="1872"/>
+          </w:tcPr>
+          <w:p>
+            <w:pPr>
+              <w:spacing w:after="60"/>
+            </w:pPr>
+            <w:r>
+              <w:rPr>
+                <w:rFonts w:ascii="Consolas" w:cs="Consolas" w:eastAsia="Consolas" w:hAnsi="Consolas"/>
+                <w:shd w:fill="F0F0F0" w:val="clear"/>
+              </w:rPr>
+              <w:t xml:space="preserve">1</w:t>
+            </w:r>
+          </w:p>
+        </w:tc>
+        <w:tc>
+          <w:tcPr>
+            <w:tcW w:type="dxa" w:w="1872"/>
+          </w:tcPr>
+          <w:p>
+            <w:pPr>
+              <w:spacing w:after="60"/>
+            </w:pPr>
+            <w:r>
+              <w:t xml:space="preserve">Minimum number of sheets that must be simultaneously open. Clamped to </w:t>
+            </w:r>
+            <w:r>
+              <w:rPr>
+                <w:rFonts w:ascii="Consolas" w:cs="Consolas" w:eastAsia="Consolas" w:hAnsi="Consolas"/>
+                <w:shd w:fill="F0F0F0" w:val="clear"/>
+              </w:rPr>
+              <w:t xml:space="preserve">[1, N]</w:t>
+            </w:r>
+            <w:r>
+              <w:t xml:space="preserve"> where N is the tenant's actual configured sheet count (</w:t>
+            </w:r>
+            <w:r>
+              <w:rPr>
+                <w:rFonts w:ascii="Consolas" w:cs="Consolas" w:eastAsia="Consolas" w:hAnsi="Consolas"/>
+                <w:shd w:fill="F0F0F0" w:val="clear"/>
+              </w:rPr>
+              <w:t xml:space="preserve">FacilityConfiguration.SheetMailboxes.Length</w:t>
+            </w:r>
+            <w:r>
+              <w:t xml:space="preserve">) - never hardcoded, per the app's configuration-driven design (architecture doc §4.6, D17).</w:t>
+            </w:r>
+          </w:p>
+        </w:tc>
+      </w:tr>
+    </w:tbl>
+    <w:p>
+      <w:pPr>
+        <w:spacing w:after="200"/>
+      </w:pPr>
+    </w:p>
+    <w:p>
+      <w:pPr>
+        <w:spacing w:after="160"/>
+      </w:pPr>
+      <w:r>
+        <w:rPr>
+          <w:b/>
+          <w:bCs/>
+        </w:rPr>
+        <w:t xml:space="preserve">Response `200 OK`</w:t>
+      </w:r>
+      <w:r>
+        <w:t xml:space="preserve"> — </w:t>
+      </w:r>
+      <w:r>
+        <w:rPr>
+          <w:rFonts w:ascii="Consolas" w:cs="Consolas" w:eastAsia="Consolas" w:hAnsi="Consolas"/>
+          <w:shd w:fill="F0F0F0" w:val="clear"/>
+        </w:rPr>
+        <w:t xml:space="preserve">text/html; charset=utf-8</w:t>
+      </w:r>
+    </w:p>
+    <w:p>
+      <w:pPr>
+        <w:spacing w:after="160"/>
+      </w:pPr>
+      <w:r>
+        <w:t xml:space="preserve">A form (From date, To date, minimum-sheets dropdown) followed by a list of matching windows, each</w:t>
+      </w:r>
+    </w:p>
+    <w:p>
+      <w:pPr>
+        <w:spacing w:after="160"/>
+      </w:pPr>
+      <w:r>
+        <w:t xml:space="preserve">rendered as a start-time-prefixed date/time range (e.g. "Monday, Aug 3 · 10:00AM-11:00AM") linking</w:t>
+      </w:r>
+    </w:p>
+    <w:p>
+      <w:pPr>
+        <w:spacing w:after="160"/>
+      </w:pPr>
+      <w:r>
+        <w:t xml:space="preserve">to that day's </w:t>
+      </w:r>
+      <w:r>
+        <w:rPr>
+          <w:rFonts w:ascii="Consolas" w:cs="Consolas" w:eastAsia="Consolas" w:hAnsi="Consolas"/>
+          <w:shd w:fill="F0F0F0" w:val="clear"/>
+        </w:rPr>
+        <w:t xml:space="preserve">/public/calendar?view=day</w:t>
+      </w:r>
+      <w:r>
+        <w:t xml:space="preserve"> for full detail. Computed via a two-pass interval</w:t>
+      </w:r>
+    </w:p>
+    <w:p>
+      <w:pPr>
+        <w:spacing w:after="160"/>
+      </w:pPr>
+      <w:r>
+        <w:t xml:space="preserve">algorithm: each sheet's own open (Group Event + Hold) slots are first merged into that sheet's</w:t>
+      </w:r>
+    </w:p>
+    <w:p>
+      <w:pPr>
+        <w:spacing w:after="160"/>
+      </w:pPr>
+      <w:r>
+        <w:t xml:space="preserve">maximal contiguous blocks, then a sweep across every sheet's blocks counts how many are open at each</w:t>
+      </w:r>
+    </w:p>
+    <w:p>
+      <w:pPr>
+        <w:spacing w:after="160"/>
+      </w:pPr>
+      <w:r>
+        <w:t xml:space="preserve">point in time; contiguous stretches meeting the requested minimum are reported as one window. Uses</w:t>
+      </w:r>
+    </w:p>
+    <w:p>
+      <w:pPr>
+        <w:spacing w:after="160"/>
+      </w:pPr>
+      <w:r>
+        <w:t xml:space="preserve">the same per-sheet-overlap-subtraction and closure-exclusion rules as </w:t>
+      </w:r>
+      <w:r>
+        <w:rPr>
+          <w:rFonts w:ascii="Consolas" w:cs="Consolas" w:eastAsia="Consolas" w:hAnsi="Consolas"/>
+          <w:shd w:fill="F0F0F0" w:val="clear"/>
+        </w:rPr>
+        <w:t xml:space="preserve">/api/public/availability</w:t>
+      </w:r>
+    </w:p>
+    <w:p>
+      <w:pPr>
+        <w:spacing w:after="160"/>
+      </w:pPr>
+      <w:r>
+        <w:t xml:space="preserve">(</w:t>
+      </w:r>
+      <w:r>
+        <w:rPr>
+          <w:rFonts w:ascii="Consolas" w:cs="Consolas" w:eastAsia="Consolas" w:hAnsi="Consolas"/>
+          <w:shd w:fill="F0F0F0" w:val="clear"/>
+        </w:rPr>
+        <w:t xml:space="preserve">PublicAvailabilityService.GetOpenSlotsAsync</w:t>
+      </w:r>
+      <w:r>
+        <w:t xml:space="preserve">) - a window is never reported as available if another</w:t>
+      </w:r>
+    </w:p>
+    <w:p>
+      <w:pPr>
+        <w:spacing w:after="160"/>
+      </w:pPr>
+      <w:r>
+        <w:t xml:space="preserve">booking or a </w:t>
+      </w:r>
+      <w:r>
+        <w:rPr>
+          <w:rFonts w:ascii="Consolas" w:cs="Consolas" w:eastAsia="Consolas" w:hAnsi="Consolas"/>
+          <w:shd w:fill="F0F0F0" w:val="clear"/>
+        </w:rPr>
+        <w:t xml:space="preserve">marksSheetsUnavailable</w:t>
+      </w:r>
+      <w:r>
+        <w:t xml:space="preserve"> club event actually occupies part of it. Cross-linked with</w:t>
+      </w:r>
+    </w:p>
+    <w:p>
+      <w:pPr>
+        <w:spacing w:after="160"/>
+      </w:pPr>
+      <w:r>
+        <w:rPr>
+          <w:rFonts w:ascii="Consolas" w:cs="Consolas" w:eastAsia="Consolas" w:hAnsi="Consolas"/>
+          <w:shd w:fill="F0F0F0" w:val="clear"/>
+        </w:rPr>
+        <w:t xml:space="preserve">/public/calendar</w:t>
+      </w:r>
+      <w:r>
+        <w:t xml:space="preserve"> (a link each way in the header).</w:t>
+      </w:r>
+    </w:p>
+    <w:p>
+      <w:pPr>
+        <w:pBdr>
+          <w:bottom w:val="single" w:color="AAAAAA" w:sz="6" w:space="1"/>
+        </w:pBdr>
+        <w:spacing w:after="200"/>
+      </w:pPr>
+    </w:p>
+    <w:p>
+      <w:pPr>
         <w:pStyle w:val="Heading2"/>
         <w:spacing w:after="140" w:before="280"/>
       </w:pPr>
@@ -2339,7 +3112,7 @@
         <w:spacing w:after="160"/>
       </w:pPr>
       <w:r>
-        <w:t xml:space="preserve">through Blazor Server pages - every page except the two public endpoints above requires</w:t>
+        <w:t xml:space="preserve">through Blazor Server pages - every page except the three public endpoints above requires</w:t>
       </w:r>
     </w:p>
     <w:p>
@@ -2407,7 +3180,7 @@
         <w:spacing w:after="160"/>
       </w:pPr>
       <w:r>
-        <w:t xml:space="preserve">in which a staff "request" has its own URL, verb, or independent auth check the way the two public</w:t>
+        <w:t xml:space="preserve">in which a staff "request" has its own URL, verb, or independent auth check the way the three public</w:t>
       </w:r>
     </w:p>
     <w:p>

--- a/docs/api-reference.docx
+++ b/docs/api-reference.docx
@@ -32,13 +32,24 @@
           <w:b/>
           <w:bCs/>
         </w:rPr>
-        <w:t xml:space="preserve">five</w:t>
-      </w:r>
-      <w:r>
-        <w:t xml:space="preserve"> HTTP API endpoints, and all are public/anonymous. There is no
-staff-facing REST/JSON API. Staff functionality (creating and managing bookings, club events) is
-built entirely as Blazor Server components rendered over an authenticated SignalR circuit - staff
-never call an HTTP API directly, and no such API exists to call (architecture doc §5.4, §6.2).</w:t>
+        <w:t xml:space="preserve">six</w:t>
+      </w:r>
+      <w:r>
+        <w:t xml:space="preserve"> HTTP API endpoints. Staff functionality (creating and managing bookings,
+club events) is still built almost entirely as Blazor Server components rendered over an
+authenticated SignalR circuit, not called via HTTP - but as of Phase 10 that's no longer
+</w:t>
+      </w:r>
+      <w:r>
+        <w:rPr>
+          <w:i/>
+          <w:iCs/>
+        </w:rPr>
+        <w:t xml:space="preserve">absolute</w:t>
+      </w:r>
+      <w:r>
+        <w:t xml:space="preserve">: one endpoint below exists specifically because a file download doesn't fit the SignalR
+circuit (architecture doc §5.6).</w:t>
       </w:r>
     </w:p>
     <w:p>
@@ -46,8 +57,9 @@
         <w:spacing w:after="160"/>
       </w:pPr>
       <w:r>
-        <w:t xml:space="preserve">Four of the five are read-only (three customer/member-facing, plus a staff-viewable diagnostic
-listener). The fifth, added in Phase 10, is the app's only anonymous </w:t>
+        <w:t xml:space="preserve">Five of the six are anonymous. Four of those five are read-only (three customer/member-facing, plus
+a staff-viewable diagnostic listener). The fifth anonymous endpoint, added in Phase 10, is the app's
+only anonymous </w:t>
       </w:r>
       <w:r>
         <w:rPr>
@@ -57,12 +69,12 @@
         <w:t xml:space="preserve">write</w:t>
       </w:r>
       <w:r>
-        <w:t xml:space="preserve"> surface: a webhook
-that ingests booking notifications from the Breely booking platform (architecture doc §4.8/§5.5).
-It's a deliberate, bounded exception to "public surfaces are read-only," not a broadening of the
-general rule - see </w:t>
-      </w:r>
-      <w:hyperlink w:history="1" r:id="rIdzyqtza54pqyrlqyt5cqqa">
+        <w:t xml:space="preserve"> surface: a webhook that ingests booking notifications from the Breely
+booking platform (architecture doc §4.8/§5.5). It's a deliberate, bounded exception to "public
+surfaces are read-only," not a broadening of the general rule - see
+</w:t>
+      </w:r>
+      <w:hyperlink w:history="1" r:id="rIdmbaq7od09gunwuc6lfww3">
         <w:r>
           <w:rPr>
             <w:rStyle w:val="Hyperlink"/>
@@ -79,6 +91,41 @@
         <w:spacing w:after="160"/>
       </w:pPr>
       <w:r>
+        <w:t xml:space="preserve">The sixth, also added in Phase 10, is the one </w:t>
+      </w:r>
+      <w:r>
+        <w:rPr>
+          <w:b/>
+          <w:bCs/>
+        </w:rPr>
+        <w:t xml:space="preserve">staff-authenticated</w:t>
+      </w:r>
+      <w:r>
+        <w:t xml:space="preserve"> HTTP endpoint in the app: a
+log-file download (architecture doc §5.6) - see
+</w:t>
+      </w:r>
+      <w:hyperlink w:history="1" r:id="rId3dnmn0pra8bpnmm8zdsv2">
+        <w:r>
+          <w:rPr>
+            <w:rStyle w:val="Hyperlink"/>
+          </w:rPr>
+          <w:t xml:space="preserve">GET /settings/logs/download</w:t>
+        </w:r>
+      </w:hyperlink>
+      <w:r>
+        <w:t xml:space="preserve">. Every other staff action still happens
+as a method call inside the authenticated Blazor circuit, not a distinct HTTP request; this one
+endpoint exists only because Blazor Server's SignalR circuit isn't a good way to stream a file
+download, the same reasoning that keeps the anonymous endpoints below out of the Blazor component
+tree in the first place.</w:t>
+      </w:r>
+    </w:p>
+    <w:p>
+      <w:pPr>
+        <w:spacing w:after="160"/>
+      </w:pPr>
+      <w:r>
         <w:t xml:space="preserve">This is otherwise a deliberate architectural decision, confirmed by a live incident: at one point
 </w:t>
       </w:r>
@@ -138,7 +185,7 @@
           <w:numId w:val="2"/>
         </w:numPr>
       </w:pPr>
-      <w:hyperlink w:history="1" r:id="rIdktilnsiznevmwc4tftro8">
+      <w:hyperlink w:history="1" r:id="rIdklqulgjnjreftxpha5dei">
         <w:r>
           <w:rPr>
             <w:rStyle w:val="Hyperlink"/>
@@ -149,8 +196,8 @@
         </w:r>
       </w:hyperlink>
       <w:r>
-        <w:t xml:space="preserve"> - the five real, callable HTTP endpoints. Anyone can call these
-without signing in (the webhook additionally requires a shared secret).</w:t>
+        <w:t xml:space="preserve"> - the six real, callable HTTP endpoints. Five need no sign-in
+(the webhook additionally requires a shared secret); one requires staff sign-in.</w:t>
       </w:r>
     </w:p>
     <w:p>
@@ -161,7 +208,7 @@
           <w:numId w:val="2"/>
         </w:numPr>
       </w:pPr>
-      <w:hyperlink w:history="1" r:id="rIdeherl3akxgcbi8brd5six">
+      <w:hyperlink w:history="1" r:id="rIdl-0nc49eofa7tsmthbgyx">
         <w:r>
           <w:rPr>
             <w:rStyle w:val="Hyperlink"/>
@@ -172,8 +219,8 @@
         </w:r>
       </w:hyperlink>
       <w:r>
-        <w:t xml:space="preserve"> - why there's no staff API, and how staff
-actions actually reach the server.</w:t>
+        <w:t xml:space="preserve"> - why there's (almost) no staff API, and how
+staff actions actually reach the server.</w:t>
       </w:r>
     </w:p>
     <w:p>
@@ -184,7 +231,7 @@
           <w:numId w:val="2"/>
         </w:numPr>
       </w:pPr>
-      <w:hyperlink w:history="1" r:id="rIdwspe9zmpc31yfkrcmme28">
+      <w:hyperlink w:history="1" r:id="rIdbunkaq9ghxy9o3o_oiski">
         <w:r>
           <w:rPr>
             <w:rStyle w:val="Hyperlink"/>
@@ -345,7 +392,7 @@
       <w:r>
         <w:t xml:space="preserve">) - see </w:t>
       </w:r>
-      <w:hyperlink w:history="1" r:id="rIdv4hyq9sggfpf6trrtmse1">
+      <w:hyperlink w:history="1" r:id="rIdq-nuwbk3cafegalsuay8i">
         <w:r>
           <w:rPr>
             <w:rStyle w:val="Hyperlink"/>
@@ -1698,7 +1745,7 @@
 visitors, with Month, Week, and Day views. Deliberately hand-built HTML with inline CSS/JS rather
 than a Blazor page, for the reason in </w:t>
       </w:r>
-      <w:hyperlink w:history="1" r:id="rIdapkzr3rqbvi905fmlkhuo">
+      <w:hyperlink w:history="1" r:id="rIdm0gme6op0cnypjid9rvh5">
         <w:r>
           <w:rPr>
             <w:rStyle w:val="Hyperlink"/>
@@ -2432,7 +2479,7 @@
 club's own - a known, deliberately deferred hardening item (see
 </w:t>
       </w:r>
-      <w:hyperlink w:history="1" r:id="rIdvnbbc6idqvvjtpiksddmc">
+      <w:hyperlink w:history="1" r:id="rIdxhmfohbrwic61v9mlo9lz">
         <w:r>
           <w:rPr>
             <w:rStyle w:val="Hyperlink"/>
@@ -4226,6 +4273,216 @@
     </w:p>
     <w:p>
       <w:pPr>
+        <w:pStyle w:val="Heading3"/>
+        <w:spacing w:after="120" w:before="240"/>
+      </w:pPr>
+      <w:r>
+        <w:rPr>
+          <w:rFonts w:ascii="Consolas" w:cs="Consolas" w:eastAsia="Consolas" w:hAnsi="Consolas"/>
+          <w:sz w:val="20"/>
+          <w:szCs w:val="20"/>
+          <w:highlight w:val="lightGray"/>
+          <w:highlightCs w:val="lightGray"/>
+        </w:rPr>
+        <w:t xml:space="preserve">GET /settings/logs/download</w:t>
+      </w:r>
+    </w:p>
+    <w:p>
+      <w:pPr>
+        <w:spacing w:after="160"/>
+      </w:pPr>
+      <w:r>
+        <w:t xml:space="preserve">The one staff-facing HTTP endpoint in the app (architecture doc §5.6) - built as a plain Minimal API
+endpoint rather than a Blazor page for the same "raw HTTP semantics don't fit the SignalR circuit"
+reason the anonymous endpoints above are, just gated by sign-in instead of </w:t>
+      </w:r>
+      <w:r>
+        <w:rPr>
+          <w:rFonts w:ascii="Consolas" w:cs="Consolas" w:eastAsia="Consolas" w:hAnsi="Consolas"/>
+          <w:sz w:val="20"/>
+          <w:szCs w:val="20"/>
+          <w:highlight w:val="lightGray"/>
+          <w:highlightCs w:val="lightGray"/>
+        </w:rPr>
+        <w:t xml:space="preserve">.AllowAnonymous()</w:t>
+      </w:r>
+      <w:r>
+        <w:t xml:space="preserve">.
+Backs the </w:t>
+      </w:r>
+      <w:r>
+        <w:rPr>
+          <w:b/>
+          <w:bCs/>
+        </w:rPr>
+        <w:t xml:space="preserve">Settings</w:t>
+      </w:r>
+      <w:r>
+        <w:t xml:space="preserve"> page's (</w:t>
+      </w:r>
+      <w:r>
+        <w:rPr>
+          <w:rFonts w:ascii="Consolas" w:cs="Consolas" w:eastAsia="Consolas" w:hAnsi="Consolas"/>
+          <w:sz w:val="20"/>
+          <w:szCs w:val="20"/>
+          <w:highlight w:val="lightGray"/>
+          <w:highlightCs w:val="lightGray"/>
+        </w:rPr>
+        <w:t xml:space="preserve">/settings</w:t>
+      </w:r>
+      <w:r>
+        <w:t xml:space="preserve">, architecture doc §4.9) "Download full log archive" link.</w:t>
+      </w:r>
+    </w:p>
+    <w:p>
+      <w:pPr>
+        <w:pStyle w:val="ListParagraph"/>
+        <w:numPr>
+          <w:ilvl w:val="0"/>
+          <w:numId w:val="3"/>
+        </w:numPr>
+      </w:pPr>
+      <w:r>
+        <w:rPr>
+          <w:b/>
+          <w:bCs/>
+        </w:rPr>
+        <w:t xml:space="preserve">Auth:</w:t>
+      </w:r>
+      <w:r>
+        <w:t xml:space="preserve"> staff sign-in required - covered by the app's default authenticated fallback policy
+(</w:t>
+      </w:r>
+      <w:r>
+        <w:rPr>
+          <w:rFonts w:ascii="Consolas" w:cs="Consolas" w:eastAsia="Consolas" w:hAnsi="Consolas"/>
+          <w:sz w:val="20"/>
+          <w:szCs w:val="20"/>
+          <w:highlight w:val="lightGray"/>
+          <w:highlightCs w:val="lightGray"/>
+        </w:rPr>
+        <w:t xml:space="preserve">Program.cs:64-71</w:t>
+      </w:r>
+      <w:r>
+        <w:t xml:space="preserve">), same as every other page; no separate check needed since this route was
+never marked anonymous.</w:t>
+      </w:r>
+    </w:p>
+    <w:p>
+      <w:pPr>
+        <w:pStyle w:val="ListParagraph"/>
+        <w:numPr>
+          <w:ilvl w:val="0"/>
+          <w:numId w:val="3"/>
+        </w:numPr>
+      </w:pPr>
+      <w:r>
+        <w:rPr>
+          <w:b/>
+          <w:bCs/>
+        </w:rPr>
+        <w:t xml:space="preserve">Response </w:t>
+      </w:r>
+      <w:r>
+        <w:rPr>
+          <w:rFonts w:ascii="Consolas" w:cs="Consolas" w:eastAsia="Consolas" w:hAnsi="Consolas"/>
+          <w:b/>
+          <w:bCs/>
+          <w:sz w:val="20"/>
+          <w:szCs w:val="20"/>
+          <w:highlight w:val="lightGray"/>
+          <w:highlightCs w:val="lightGray"/>
+        </w:rPr>
+        <w:t xml:space="preserve">200 OK</w:t>
+      </w:r>
+      <w:r>
+        <w:t xml:space="preserve"> - </w:t>
+      </w:r>
+      <w:r>
+        <w:rPr>
+          <w:rFonts w:ascii="Consolas" w:cs="Consolas" w:eastAsia="Consolas" w:hAnsi="Consolas"/>
+          <w:sz w:val="20"/>
+          <w:szCs w:val="20"/>
+          <w:highlight w:val="lightGray"/>
+          <w:highlightCs w:val="lightGray"/>
+        </w:rPr>
+        <w:t xml:space="preserve">application/zip</w:t>
+      </w:r>
+      <w:r>
+        <w:t xml:space="preserve">, containing every rotated log file in </w:t>
+      </w:r>
+      <w:r>
+        <w:rPr>
+          <w:rFonts w:ascii="Consolas" w:cs="Consolas" w:eastAsia="Consolas" w:hAnsi="Consolas"/>
+          <w:sz w:val="20"/>
+          <w:szCs w:val="20"/>
+          <w:highlight w:val="lightGray"/>
+          <w:highlightCs w:val="lightGray"/>
+        </w:rPr>
+        <w:t xml:space="preserve">AppLog:LogDirectory</w:t>
+      </w:r>
+      <w:r>
+        <w:t xml:space="preserve">
+(architecture doc §4.9) as separate entries, built in memory (small enough at this app's log
+volume). Filename: </w:t>
+      </w:r>
+      <w:r>
+        <w:rPr>
+          <w:rFonts w:ascii="Consolas" w:cs="Consolas" w:eastAsia="Consolas" w:hAnsi="Consolas"/>
+          <w:sz w:val="20"/>
+          <w:szCs w:val="20"/>
+          <w:highlight w:val="lightGray"/>
+          <w:highlightCs w:val="lightGray"/>
+        </w:rPr>
+        <w:t xml:space="preserve">facility-scheduler-logs-yyyy-MM-dd.zip</w:t>
+      </w:r>
+      <w:r>
+        <w:t xml:space="preserve">.</w:t>
+      </w:r>
+    </w:p>
+    <w:p>
+      <w:pPr>
+        <w:pStyle w:val="ListParagraph"/>
+        <w:numPr>
+          <w:ilvl w:val="0"/>
+          <w:numId w:val="3"/>
+        </w:numPr>
+      </w:pPr>
+      <w:r>
+        <w:rPr>
+          <w:b/>
+          <w:bCs/>
+        </w:rPr>
+        <w:t xml:space="preserve">Response </w:t>
+      </w:r>
+      <w:r>
+        <w:rPr>
+          <w:rFonts w:ascii="Consolas" w:cs="Consolas" w:eastAsia="Consolas" w:hAnsi="Consolas"/>
+          <w:b/>
+          <w:bCs/>
+          <w:sz w:val="20"/>
+          <w:szCs w:val="20"/>
+          <w:highlight w:val="lightGray"/>
+          <w:highlightCs w:val="lightGray"/>
+        </w:rPr>
+        <w:t xml:space="preserve">404</w:t>
+      </w:r>
+      <w:r>
+        <w:t xml:space="preserve"> - no log files exist yet (e.g. immediately after a fresh deploy with nothing
+logged).</w:t>
+      </w:r>
+    </w:p>
+    <w:p/>
+    <w:p>
+      <w:pPr>
+        <w:pBdr>
+          <w:bottom w:val="single" w:color="AAAAAA" w:sz="6"/>
+        </w:pBdr>
+        <w:spacing w:after="200"/>
+      </w:pPr>
+    </w:p>
+    <w:p>
+      <w:pPr>
         <w:pStyle w:val="Heading2"/>
         <w:spacing w:after="120" w:before="240"/>
       </w:pPr>
@@ -4238,7 +4495,8 @@
         <w:spacing w:after="160"/>
       </w:pPr>
       <w:r>
-        <w:t xml:space="preserve">There is no staff API to call. Staff sign in via Entra ID (</w:t>
+        <w:t xml:space="preserve">Aside from the one exception directly above, there is no staff API to call. Staff sign in via Entra
+ID (</w:t>
       </w:r>
       <w:r>
         <w:rPr>
@@ -4251,9 +4509,8 @@
         <w:t xml:space="preserve">Program.cs:56-62</w:t>
       </w:r>
       <w:r>
-        <w:t xml:space="preserve">) and interact entirely
-through Blazor Server pages - every page except the three public endpoints above requires
-authentication by default (</w:t>
+        <w:t xml:space="preserve">) and interact entirely through Blazor Server pages - every page except the
+public endpoints above requires authentication by default (</w:t>
       </w:r>
       <w:r>
         <w:rPr>
@@ -4279,10 +4536,9 @@
         <w:t xml:space="preserve">Program.cs:64-71</w:t>
       </w:r>
       <w:r>
-        <w:t xml:space="preserve">).
-Guest-vs-member-vs-any-authenticated-user access is controlled entirely by the Entra Enterprise
-Application's "Assignment required?" setting, not by any code in this app (see the deployment guide's
-§1.2 for how to restrict it).</w:t>
+        <w:t xml:space="preserve">). Guest-vs-member-vs-any-authenticated-user access is
+controlled entirely by the Entra Enterprise Application's "Assignment required?" setting, not by any
+code in this app (see the deployment guide's §1.2 for how to restrict it).</w:t>
       </w:r>
     </w:p>
     <w:p>
@@ -4290,8 +4546,8 @@
         <w:spacing w:after="160"/>
       </w:pPr>
       <w:r>
-        <w:t xml:space="preserve">Because everything runs over one shared, authenticated SignalR circuit, there's no meaningful sense
-in which a staff "request" has its own URL, verb, or independent auth check the way the three public
+        <w:t xml:space="preserve">Because everything else runs over one shared, authenticated SignalR circuit, there's no meaningful
+sense in which a staff "request" has its own URL, verb, or independent auth check the way the public
 endpoints do - a page load establishes the circuit, and every subsequent staff action (create a
 booking, cancel a series, etc.) is a method call within that same already-authenticated circuit, not
 a new HTTP request.</w:t>
@@ -4506,7 +4762,7 @@
                 <w:highlight w:val="lightGray"/>
                 <w:highlightCs w:val="lightGray"/>
               </w:rPr>
-              <w:t xml:space="preserve">Task&lt;BookingResult&gt; CreateHoldAsync(SheetBooking booking)</w:t>
+              <w:t xml:space="preserve">Task&lt;BookingResult&gt; CreateHoldAsync(SheetBooking booking, string actingUser)</w:t>
             </w:r>
           </w:p>
         </w:tc>
@@ -4547,7 +4803,33 @@
               <w:t xml:space="preserve">BookingResult.Conflict</w:t>
             </w:r>
             <w:r>
-              <w:t xml:space="preserve"> (no write) if anything overlaps.</w:t>
+              <w:t xml:space="preserve"> (no write) if anything overlaps. Logs </w:t>
+            </w:r>
+            <w:r>
+              <w:rPr>
+                <w:rFonts w:ascii="Consolas" w:cs="Consolas" w:eastAsia="Consolas" w:hAnsi="Consolas"/>
+                <w:sz w:val="20"/>
+                <w:szCs w:val="20"/>
+                <w:highlight w:val="lightGray"/>
+                <w:highlightCs w:val="lightGray"/>
+              </w:rPr>
+              <w:t xml:space="preserve">BookingCreated</w:t>
+            </w:r>
+            <w:r>
+              <w:t xml:space="preserve"> on success (</w:t>
+            </w:r>
+            <w:r>
+              <w:rPr>
+                <w:rFonts w:ascii="Consolas" w:cs="Consolas" w:eastAsia="Consolas" w:hAnsi="Consolas"/>
+                <w:sz w:val="20"/>
+                <w:szCs w:val="20"/>
+                <w:highlight w:val="lightGray"/>
+                <w:highlightCs w:val="lightGray"/>
+              </w:rPr>
+              <w:t xml:space="preserve">actingUser</w:t>
+            </w:r>
+            <w:r>
+              <w:t xml:space="preserve">, architecture doc §4.9).</w:t>
             </w:r>
           </w:p>
         </w:tc>
@@ -4593,7 +4875,7 @@
                 <w:highlight w:val="lightGray"/>
                 <w:highlightCs w:val="lightGray"/>
               </w:rPr>
-              <w:t xml:space="preserve">Task&lt;BookingResult&gt; CreateConfirmedAsync(SheetBooking booking)</w:t>
+              <w:t xml:space="preserve">Task&lt;BookingResult&gt; CreateConfirmedAsync(SheetBooking booking, string actingUser)</w:t>
             </w:r>
           </w:p>
         </w:tc>
@@ -4667,7 +4949,7 @@
                 <w:highlight w:val="lightGray"/>
                 <w:highlightCs w:val="lightGray"/>
               </w:rPr>
-              <w:t xml:space="preserve">Task&lt;GroupBookingResult&gt; CreateAcrossSheetsAsync(IEnumerable&lt;string&gt; sheetMailboxes, SheetBooking template)</w:t>
+              <w:t xml:space="preserve">Task&lt;GroupBookingResult&gt; CreateAcrossSheetsAsync(IEnumerable&lt;string&gt; sheetMailboxes, SheetBooking template, string actingUser)</w:t>
             </w:r>
           </w:p>
         </w:tc>
@@ -4741,7 +5023,7 @@
                 <w:highlight w:val="lightGray"/>
                 <w:highlightCs w:val="lightGray"/>
               </w:rPr>
-              <w:t xml:space="preserve">Task&lt;SheetBooking&gt; ConfirmAsync(string sheetMailbox, string eventId)</w:t>
+              <w:t xml:space="preserve">Task&lt;SheetBooking&gt; ConfirmAsync(string sheetMailbox, string eventId, string actingUser)</w:t>
             </w:r>
           </w:p>
         </w:tc>
@@ -4815,22 +5097,48 @@
                 <w:highlight w:val="lightGray"/>
                 <w:highlightCs w:val="lightGray"/>
               </w:rPr>
-              <w:t xml:space="preserve">Task CancelAsync(string sheetMailbox, string eventId)</w:t>
-            </w:r>
-          </w:p>
-        </w:tc>
-        <w:tc>
-          <w:tcPr>
-            <w:tcMar>
-              <w:top w:type="dxa" w:w="60"/>
-              <w:left w:type="dxa" w:w="80"/>
-              <w:bottom w:type="dxa" w:w="60"/>
-              <w:right w:type="dxa" w:w="80"/>
-            </w:tcMar>
-          </w:tcPr>
-          <w:p>
-            <w:r>
-              <w:t xml:space="preserve">Hard-deletes a single event.</w:t>
+              <w:t xml:space="preserve">Task CancelAsync(string sheetMailbox, string eventId, string actingUser)</w:t>
+            </w:r>
+          </w:p>
+        </w:tc>
+        <w:tc>
+          <w:tcPr>
+            <w:tcMar>
+              <w:top w:type="dxa" w:w="60"/>
+              <w:left w:type="dxa" w:w="80"/>
+              <w:bottom w:type="dxa" w:w="60"/>
+              <w:right w:type="dxa" w:w="80"/>
+            </w:tcMar>
+          </w:tcPr>
+          <w:p>
+            <w:r>
+              <w:t xml:space="preserve">Hard-deletes a single event. Tolerates a </w:t>
+            </w:r>
+            <w:r>
+              <w:rPr>
+                <w:rFonts w:ascii="Consolas" w:cs="Consolas" w:eastAsia="Consolas" w:hAnsi="Consolas"/>
+                <w:sz w:val="20"/>
+                <w:szCs w:val="20"/>
+                <w:highlight w:val="lightGray"/>
+                <w:highlightCs w:val="lightGray"/>
+              </w:rPr>
+              <w:t xml:space="preserve">404</w:t>
+            </w:r>
+            <w:r>
+              <w:t xml:space="preserve"> from Graph as "already gone" (e.g. the Breely webhook already claimed/trimmed it) rather than throwing (architecture doc D37) - logged at Debug tier as a no-op in that case, </w:t>
+            </w:r>
+            <w:r>
+              <w:rPr>
+                <w:rFonts w:ascii="Consolas" w:cs="Consolas" w:eastAsia="Consolas" w:hAnsi="Consolas"/>
+                <w:sz w:val="20"/>
+                <w:szCs w:val="20"/>
+                <w:highlight w:val="lightGray"/>
+                <w:highlightCs w:val="lightGray"/>
+              </w:rPr>
+              <w:t xml:space="preserve">BookingCancelled</w:t>
+            </w:r>
+            <w:r>
+              <w:t xml:space="preserve"> at Standard tier otherwise.</w:t>
             </w:r>
           </w:p>
         </w:tc>
@@ -4876,7 +5184,7 @@
                 <w:highlight w:val="lightGray"/>
                 <w:highlightCs w:val="lightGray"/>
               </w:rPr>
-              <w:t xml:space="preserve">Task&lt;GroupBookingResult&gt; UpdateGroupAsync(IEnumerable&lt;SheetBooking&gt; members, SheetBooking updatedFields, Guid? newBookingGroupId = null)</w:t>
+              <w:t xml:space="preserve">Task&lt;GroupBookingResult&gt; UpdateGroupAsync(IEnumerable&lt;SheetBooking&gt; members, SheetBooking updatedFields, string actingUser, Guid? newBookingGroupId = null)</w:t>
             </w:r>
           </w:p>
         </w:tc>
@@ -4950,7 +5258,7 @@
                 <w:highlight w:val="lightGray"/>
                 <w:highlightCs w:val="lightGray"/>
               </w:rPr>
-              <w:t xml:space="preserve">Task CancelGroupAsync(IEnumerable&lt;SheetBooking&gt; members, bool reopenAsGroupEventHold)</w:t>
+              <w:t xml:space="preserve">Task CancelGroupAsync(IEnumerable&lt;SheetBooking&gt; members, bool reopenAsGroupEventHold, string actingUser)</w:t>
             </w:r>
           </w:p>
         </w:tc>
@@ -4978,7 +5286,20 @@
               <w:t xml:space="preserve">reopenAsGroupEventHold: true</w:t>
             </w:r>
             <w:r>
-              <w:t xml:space="preserve"> converts each slot back to an unclaimed open Group Event hold (publicly bookable again) instead of deleting it.</w:t>
+              <w:t xml:space="preserve"> converts each slot back to an unclaimed open Group Event hold (publicly bookable again) instead of deleting it. Same per-member 404-tolerance as </w:t>
+            </w:r>
+            <w:r>
+              <w:rPr>
+                <w:rFonts w:ascii="Consolas" w:cs="Consolas" w:eastAsia="Consolas" w:hAnsi="Consolas"/>
+                <w:sz w:val="20"/>
+                <w:szCs w:val="20"/>
+                <w:highlight w:val="lightGray"/>
+                <w:highlightCs w:val="lightGray"/>
+              </w:rPr>
+              <w:t xml:space="preserve">CancelAsync</w:t>
+            </w:r>
+            <w:r>
+              <w:t xml:space="preserve"> (D37) - one member already being gone doesn't abort the rest of the group.</w:t>
             </w:r>
           </w:p>
         </w:tc>
@@ -5085,7 +5406,7 @@
                 <w:highlight w:val="lightGray"/>
                 <w:highlightCs w:val="lightGray"/>
               </w:rPr>
-              <w:t xml:space="preserve">Task&lt;List&lt;SheetBooking&gt;&gt; CreateSeriesAsync(IEnumerable&lt;string&gt; sheetMailboxes, SheetBooking template, DateTime lastOccurrenceDate, IEnumerable&lt;DateTime&gt; excludedDates)</w:t>
+              <w:t xml:space="preserve">Task&lt;List&lt;SheetBooking&gt;&gt; CreateSeriesAsync(IEnumerable&lt;string&gt; sheetMailboxes, SheetBooking template, DateTime lastOccurrenceDate, IEnumerable&lt;DateTime&gt; excludedDates, string actingUser)</w:t>
             </w:r>
           </w:p>
         </w:tc>
@@ -5185,22 +5506,61 @@
                 <w:highlight w:val="lightGray"/>
                 <w:highlightCs w:val="lightGray"/>
               </w:rPr>
-              <w:t xml:space="preserve">Task CancelSeriesAsync(IEnumerable&lt;SheetBooking&gt; members)</w:t>
-            </w:r>
-          </w:p>
-        </w:tc>
-        <w:tc>
-          <w:tcPr>
-            <w:tcMar>
-              <w:top w:type="dxa" w:w="60"/>
-              <w:left w:type="dxa" w:w="80"/>
-              <w:bottom w:type="dxa" w:w="60"/>
-              <w:right w:type="dxa" w:w="80"/>
-            </w:tcMar>
-          </w:tcPr>
-          <w:p>
-            <w:r>
-              <w:t xml:space="preserve">Deletes an entire recurring series (all occurrences) for every sheet in the group - the "backdoor" for correcting a data-entry mistake at series creation, not a primary UX path.</w:t>
+              <w:t xml:space="preserve">Task CancelSeriesAsync(IEnumerable&lt;SheetBooking&gt; members, string actingUser)</w:t>
+            </w:r>
+          </w:p>
+        </w:tc>
+        <w:tc>
+          <w:tcPr>
+            <w:tcMar>
+              <w:top w:type="dxa" w:w="60"/>
+              <w:left w:type="dxa" w:w="80"/>
+              <w:bottom w:type="dxa" w:w="60"/>
+              <w:right w:type="dxa" w:w="80"/>
+            </w:tcMar>
+          </w:tcPr>
+          <w:p>
+            <w:r>
+              <w:t xml:space="preserve">Deletes an entire recurring series (all occurrences) for every sheet in the group - the "backdoor" for correcting a data-entry mistake at series creation, not a primary UX path. Already tolerated a missing series master (</w:t>
+            </w:r>
+            <w:r>
+              <w:rPr>
+                <w:rFonts w:ascii="Consolas" w:cs="Consolas" w:eastAsia="Consolas" w:hAnsi="Consolas"/>
+                <w:sz w:val="20"/>
+                <w:szCs w:val="20"/>
+                <w:highlight w:val="lightGray"/>
+                <w:highlightCs w:val="lightGray"/>
+              </w:rPr>
+              <w:t xml:space="preserve">404</w:t>
+            </w:r>
+            <w:r>
+              <w:t xml:space="preserve">) before Phase 10 - the pattern </w:t>
+            </w:r>
+            <w:r>
+              <w:rPr>
+                <w:rFonts w:ascii="Consolas" w:cs="Consolas" w:eastAsia="Consolas" w:hAnsi="Consolas"/>
+                <w:sz w:val="20"/>
+                <w:szCs w:val="20"/>
+                <w:highlight w:val="lightGray"/>
+                <w:highlightCs w:val="lightGray"/>
+              </w:rPr>
+              <w:t xml:space="preserve">CancelAsync</w:t>
+            </w:r>
+            <w:r>
+              <w:t xml:space="preserve">/</w:t>
+            </w:r>
+            <w:r>
+              <w:rPr>
+                <w:rFonts w:ascii="Consolas" w:cs="Consolas" w:eastAsia="Consolas" w:hAnsi="Consolas"/>
+                <w:sz w:val="20"/>
+                <w:szCs w:val="20"/>
+                <w:highlight w:val="lightGray"/>
+                <w:highlightCs w:val="lightGray"/>
+              </w:rPr>
+              <w:t xml:space="preserve">CancelGroupAsync</w:t>
+            </w:r>
+            <w:r>
+              <w:t xml:space="preserve"> above now also follow.</w:t>
             </w:r>
           </w:p>
         </w:tc>
@@ -5762,22 +6122,35 @@
                 <w:highlight w:val="lightGray"/>
                 <w:highlightCs w:val="lightGray"/>
               </w:rPr>
-              <w:t xml:space="preserve">Task&lt;ClubEvent&gt; CreateAsync(ClubEvent clubEvent)</w:t>
-            </w:r>
-          </w:p>
-        </w:tc>
-        <w:tc>
-          <w:tcPr>
-            <w:tcMar>
-              <w:top w:type="dxa" w:w="60"/>
-              <w:left w:type="dxa" w:w="80"/>
-              <w:bottom w:type="dxa" w:w="60"/>
-              <w:right w:type="dxa" w:w="80"/>
-            </w:tcMar>
-          </w:tcPr>
-          <w:p>
-            <w:r>
-              <w:t xml:space="preserve">Creates a club event. No conflict check.</w:t>
+              <w:t xml:space="preserve">Task&lt;ClubEvent&gt; CreateAsync(ClubEvent clubEvent, string actingUser)</w:t>
+            </w:r>
+          </w:p>
+        </w:tc>
+        <w:tc>
+          <w:tcPr>
+            <w:tcMar>
+              <w:top w:type="dxa" w:w="60"/>
+              <w:left w:type="dxa" w:w="80"/>
+              <w:bottom w:type="dxa" w:w="60"/>
+              <w:right w:type="dxa" w:w="80"/>
+            </w:tcMar>
+          </w:tcPr>
+          <w:p>
+            <w:r>
+              <w:t xml:space="preserve">Creates a club event. No conflict check. Logs </w:t>
+            </w:r>
+            <w:r>
+              <w:rPr>
+                <w:rFonts w:ascii="Consolas" w:cs="Consolas" w:eastAsia="Consolas" w:hAnsi="Consolas"/>
+                <w:sz w:val="20"/>
+                <w:szCs w:val="20"/>
+                <w:highlight w:val="lightGray"/>
+                <w:highlightCs w:val="lightGray"/>
+              </w:rPr>
+              <w:t xml:space="preserve">ClubEventCreated</w:t>
+            </w:r>
+            <w:r>
+              <w:t xml:space="preserve"> on success (architecture doc §4.9).</w:t>
             </w:r>
           </w:p>
         </w:tc>
@@ -5823,7 +6196,7 @@
                 <w:highlight w:val="lightGray"/>
                 <w:highlightCs w:val="lightGray"/>
               </w:rPr>
-              <w:t xml:space="preserve">Task UpdateAsync(ClubEvent clubEvent)</w:t>
+              <w:t xml:space="preserve">Task UpdateAsync(ClubEvent clubEvent, string actingUser)</w:t>
             </w:r>
           </w:p>
         </w:tc>
@@ -5897,7 +6270,7 @@
                 <w:highlight w:val="lightGray"/>
                 <w:highlightCs w:val="lightGray"/>
               </w:rPr>
-              <w:t xml:space="preserve">Task CancelAsync(string eventId)</w:t>
+              <w:t xml:space="preserve">Task CancelAsync(string eventId, string actingUser)</w:t>
             </w:r>
           </w:p>
         </w:tc>
@@ -7214,6 +7587,732 @@
       <w:r>
         <w:t xml:space="preserve">) so a misconfigured
 deployment fails immediately rather than on first request.</w:t>
+      </w:r>
+    </w:p>
+    <w:p>
+      <w:pPr>
+        <w:pStyle w:val="Heading3"/>
+        <w:spacing w:after="120" w:before="240"/>
+      </w:pPr>
+      <w:r>
+        <w:rPr>
+          <w:rFonts w:ascii="Consolas" w:cs="Consolas" w:eastAsia="Consolas" w:hAnsi="Consolas"/>
+          <w:sz w:val="20"/>
+          <w:szCs w:val="20"/>
+          <w:highlight w:val="lightGray"/>
+          <w:highlightCs w:val="lightGray"/>
+        </w:rPr>
+        <w:t xml:space="preserve">AppLogService</w:t>
+      </w:r>
+    </w:p>
+    <w:p>
+      <w:pPr>
+        <w:spacing w:after="160"/>
+      </w:pPr>
+      <w:r>
+        <w:t xml:space="preserve">Added in Phase 10 (architecture doc §4.9) - the app-level activity/debug log backing the Settings
+page, deliberately separate from the framework's own </w:t>
+      </w:r>
+      <w:r>
+        <w:rPr>
+          <w:rFonts w:ascii="Consolas" w:cs="Consolas" w:eastAsia="Consolas" w:hAnsi="Consolas"/>
+          <w:sz w:val="20"/>
+          <w:szCs w:val="20"/>
+          <w:highlight w:val="lightGray"/>
+          <w:highlightCs w:val="lightGray"/>
+        </w:rPr>
+        <w:t xml:space="preserve">ILogger</w:t>
+      </w:r>
+      <w:r>
+        <w:t xml:space="preserve">. Every service above that writes to
+Graph calls into this one after a successful write.</w:t>
+      </w:r>
+    </w:p>
+    <w:tbl>
+      <w:tblPr>
+        <w:tblW w:type="pct" w:w="100%"/>
+        <w:tblBorders>
+          <w:top w:val="single" w:color="AAAAAA" w:sz="2"/>
+          <w:left w:val="single" w:color="AAAAAA" w:sz="2"/>
+          <w:bottom w:val="single" w:color="AAAAAA" w:sz="2"/>
+          <w:right w:val="single" w:color="AAAAAA" w:sz="2"/>
+          <w:insideH w:val="single" w:color="DDDDDD" w:sz="2"/>
+          <w:insideV w:val="single" w:color="DDDDDD" w:sz="2"/>
+        </w:tblBorders>
+      </w:tblPr>
+      <w:tblGrid>
+        <w:gridCol w:w="100"/>
+        <w:gridCol w:w="100"/>
+        <w:gridCol w:w="100"/>
+      </w:tblGrid>
+      <w:tr>
+        <w:trPr>
+          <w:tblHeader/>
+        </w:trPr>
+        <w:tc>
+          <w:tcPr>
+            <w:tcMar>
+              <w:top w:type="dxa" w:w="60"/>
+              <w:left w:type="dxa" w:w="80"/>
+              <w:bottom w:type="dxa" w:w="60"/>
+              <w:right w:type="dxa" w:w="80"/>
+            </w:tcMar>
+          </w:tcPr>
+          <w:p>
+            <w:r>
+              <w:rPr>
+                <w:b/>
+                <w:bCs/>
+              </w:rPr>
+              <w:t xml:space="preserve">Method</w:t>
+            </w:r>
+          </w:p>
+        </w:tc>
+        <w:tc>
+          <w:tcPr>
+            <w:tcMar>
+              <w:top w:type="dxa" w:w="60"/>
+              <w:left w:type="dxa" w:w="80"/>
+              <w:bottom w:type="dxa" w:w="60"/>
+              <w:right w:type="dxa" w:w="80"/>
+            </w:tcMar>
+          </w:tcPr>
+          <w:p>
+            <w:r>
+              <w:rPr>
+                <w:b/>
+                <w:bCs/>
+              </w:rPr>
+              <w:t xml:space="preserve">Signature</w:t>
+            </w:r>
+          </w:p>
+        </w:tc>
+        <w:tc>
+          <w:tcPr>
+            <w:tcMar>
+              <w:top w:type="dxa" w:w="60"/>
+              <w:left w:type="dxa" w:w="80"/>
+              <w:bottom w:type="dxa" w:w="60"/>
+              <w:right w:type="dxa" w:w="80"/>
+            </w:tcMar>
+          </w:tcPr>
+          <w:p>
+            <w:r>
+              <w:rPr>
+                <w:b/>
+                <w:bCs/>
+              </w:rPr>
+              <w:t xml:space="preserve">Behavior</w:t>
+            </w:r>
+          </w:p>
+        </w:tc>
+      </w:tr>
+      <w:tr>
+        <w:tc>
+          <w:tcPr>
+            <w:tcMar>
+              <w:top w:type="dxa" w:w="60"/>
+              <w:left w:type="dxa" w:w="80"/>
+              <w:bottom w:type="dxa" w:w="60"/>
+              <w:right w:type="dxa" w:w="80"/>
+            </w:tcMar>
+          </w:tcPr>
+          <w:p>
+            <w:r>
+              <w:rPr>
+                <w:rFonts w:ascii="Consolas" w:cs="Consolas" w:eastAsia="Consolas" w:hAnsi="Consolas"/>
+                <w:sz w:val="20"/>
+                <w:szCs w:val="20"/>
+                <w:highlight w:val="lightGray"/>
+                <w:highlightCs w:val="lightGray"/>
+              </w:rPr>
+              <w:t xml:space="preserve">LogActionAsync</w:t>
+            </w:r>
+          </w:p>
+        </w:tc>
+        <w:tc>
+          <w:tcPr>
+            <w:tcMar>
+              <w:top w:type="dxa" w:w="60"/>
+              <w:left w:type="dxa" w:w="80"/>
+              <w:bottom w:type="dxa" w:w="60"/>
+              <w:right w:type="dxa" w:w="80"/>
+            </w:tcMar>
+          </w:tcPr>
+          <w:p>
+            <w:r>
+              <w:rPr>
+                <w:rFonts w:ascii="Consolas" w:cs="Consolas" w:eastAsia="Consolas" w:hAnsi="Consolas"/>
+                <w:sz w:val="20"/>
+                <w:szCs w:val="20"/>
+                <w:highlight w:val="lightGray"/>
+                <w:highlightCs w:val="lightGray"/>
+              </w:rPr>
+              <w:t xml:space="preserve">Task LogActionAsync(string action, string actor, string? eventId = null, string? sheet = null, string? details = null, CancellationToken ct = default)</w:t>
+            </w:r>
+          </w:p>
+        </w:tc>
+        <w:tc>
+          <w:tcPr>
+            <w:tcMar>
+              <w:top w:type="dxa" w:w="60"/>
+              <w:left w:type="dxa" w:w="80"/>
+              <w:bottom w:type="dxa" w:w="60"/>
+              <w:right w:type="dxa" w:w="80"/>
+            </w:tcMar>
+          </w:tcPr>
+          <w:p>
+            <w:r>
+              <w:t xml:space="preserve">Standard tier - always written. Used for definitive actions (booking/series/club-event created, edited, canceled).</w:t>
+            </w:r>
+          </w:p>
+        </w:tc>
+      </w:tr>
+      <w:tr>
+        <w:tc>
+          <w:tcPr>
+            <w:tcMar>
+              <w:top w:type="dxa" w:w="60"/>
+              <w:left w:type="dxa" w:w="80"/>
+              <w:bottom w:type="dxa" w:w="60"/>
+              <w:right w:type="dxa" w:w="80"/>
+            </w:tcMar>
+          </w:tcPr>
+          <w:p>
+            <w:r>
+              <w:rPr>
+                <w:rFonts w:ascii="Consolas" w:cs="Consolas" w:eastAsia="Consolas" w:hAnsi="Consolas"/>
+                <w:sz w:val="20"/>
+                <w:szCs w:val="20"/>
+                <w:highlight w:val="lightGray"/>
+                <w:highlightCs w:val="lightGray"/>
+              </w:rPr>
+              <w:t xml:space="preserve">LogSecurityAsync</w:t>
+            </w:r>
+          </w:p>
+        </w:tc>
+        <w:tc>
+          <w:tcPr>
+            <w:tcMar>
+              <w:top w:type="dxa" w:w="60"/>
+              <w:left w:type="dxa" w:w="80"/>
+              <w:bottom w:type="dxa" w:w="60"/>
+              <w:right w:type="dxa" w:w="80"/>
+            </w:tcMar>
+          </w:tcPr>
+          <w:p>
+            <w:r>
+              <w:rPr>
+                <w:rFonts w:ascii="Consolas" w:cs="Consolas" w:eastAsia="Consolas" w:hAnsi="Consolas"/>
+                <w:sz w:val="20"/>
+                <w:szCs w:val="20"/>
+                <w:highlight w:val="lightGray"/>
+                <w:highlightCs w:val="lightGray"/>
+              </w:rPr>
+              <w:t xml:space="preserve">Task LogSecurityAsync(string action, string actor, string? details = null, CancellationToken ct = default)</w:t>
+            </w:r>
+          </w:p>
+        </w:tc>
+        <w:tc>
+          <w:tcPr>
+            <w:tcMar>
+              <w:top w:type="dxa" w:w="60"/>
+              <w:left w:type="dxa" w:w="80"/>
+              <w:bottom w:type="dxa" w:w="60"/>
+              <w:right w:type="dxa" w:w="80"/>
+            </w:tcMar>
+          </w:tcPr>
+          <w:p>
+            <w:r>
+              <w:t xml:space="preserve">Standard tier - always written. Used for security-relevant events regardless of level, e.g. a failed webhook secret check.</w:t>
+            </w:r>
+          </w:p>
+        </w:tc>
+      </w:tr>
+      <w:tr>
+        <w:tc>
+          <w:tcPr>
+            <w:tcMar>
+              <w:top w:type="dxa" w:w="60"/>
+              <w:left w:type="dxa" w:w="80"/>
+              <w:bottom w:type="dxa" w:w="60"/>
+              <w:right w:type="dxa" w:w="80"/>
+            </w:tcMar>
+          </w:tcPr>
+          <w:p>
+            <w:r>
+              <w:rPr>
+                <w:rFonts w:ascii="Consolas" w:cs="Consolas" w:eastAsia="Consolas" w:hAnsi="Consolas"/>
+                <w:sz w:val="20"/>
+                <w:szCs w:val="20"/>
+                <w:highlight w:val="lightGray"/>
+                <w:highlightCs w:val="lightGray"/>
+              </w:rPr>
+              <w:t xml:space="preserve">LogDebugAsync</w:t>
+            </w:r>
+          </w:p>
+        </w:tc>
+        <w:tc>
+          <w:tcPr>
+            <w:tcMar>
+              <w:top w:type="dxa" w:w="60"/>
+              <w:left w:type="dxa" w:w="80"/>
+              <w:bottom w:type="dxa" w:w="60"/>
+              <w:right w:type="dxa" w:w="80"/>
+            </w:tcMar>
+          </w:tcPr>
+          <w:p>
+            <w:r>
+              <w:rPr>
+                <w:rFonts w:ascii="Consolas" w:cs="Consolas" w:eastAsia="Consolas" w:hAnsi="Consolas"/>
+                <w:sz w:val="20"/>
+                <w:szCs w:val="20"/>
+                <w:highlight w:val="lightGray"/>
+                <w:highlightCs w:val="lightGray"/>
+              </w:rPr>
+              <w:t xml:space="preserve">Task LogDebugAsync(string action, string actor, string? eventId = null, string? sheet = null, string? details = null, CancellationToken ct = default)</w:t>
+            </w:r>
+          </w:p>
+        </w:tc>
+        <w:tc>
+          <w:tcPr>
+            <w:tcMar>
+              <w:top w:type="dxa" w:w="60"/>
+              <w:left w:type="dxa" w:w="80"/>
+              <w:bottom w:type="dxa" w:w="60"/>
+              <w:right w:type="dxa" w:w="80"/>
+            </w:tcMar>
+          </w:tcPr>
+          <w:p>
+            <w:r>
+              <w:t xml:space="preserve">Debug tier - a no-op unless the current level is Debug.</w:t>
+            </w:r>
+          </w:p>
+        </w:tc>
+      </w:tr>
+      <w:tr>
+        <w:tc>
+          <w:tcPr>
+            <w:tcMar>
+              <w:top w:type="dxa" w:w="60"/>
+              <w:left w:type="dxa" w:w="80"/>
+              <w:bottom w:type="dxa" w:w="60"/>
+              <w:right w:type="dxa" w:w="80"/>
+            </w:tcMar>
+          </w:tcPr>
+          <w:p>
+            <w:r>
+              <w:rPr>
+                <w:rFonts w:ascii="Consolas" w:cs="Consolas" w:eastAsia="Consolas" w:hAnsi="Consolas"/>
+                <w:sz w:val="20"/>
+                <w:szCs w:val="20"/>
+                <w:highlight w:val="lightGray"/>
+                <w:highlightCs w:val="lightGray"/>
+              </w:rPr>
+              <w:t xml:space="preserve">SetLevelAsync</w:t>
+            </w:r>
+          </w:p>
+        </w:tc>
+        <w:tc>
+          <w:tcPr>
+            <w:tcMar>
+              <w:top w:type="dxa" w:w="60"/>
+              <w:left w:type="dxa" w:w="80"/>
+              <w:bottom w:type="dxa" w:w="60"/>
+              <w:right w:type="dxa" w:w="80"/>
+            </w:tcMar>
+          </w:tcPr>
+          <w:p>
+            <w:r>
+              <w:rPr>
+                <w:rFonts w:ascii="Consolas" w:cs="Consolas" w:eastAsia="Consolas" w:hAnsi="Consolas"/>
+                <w:sz w:val="20"/>
+                <w:szCs w:val="20"/>
+                <w:highlight w:val="lightGray"/>
+                <w:highlightCs w:val="lightGray"/>
+              </w:rPr>
+              <w:t xml:space="preserve">Task SetLevelAsync(AppLogLevel level, CancellationToken ct = default)</w:t>
+            </w:r>
+          </w:p>
+        </w:tc>
+        <w:tc>
+          <w:tcPr>
+            <w:tcMar>
+              <w:top w:type="dxa" w:w="60"/>
+              <w:left w:type="dxa" w:w="80"/>
+              <w:bottom w:type="dxa" w:w="60"/>
+              <w:right w:type="dxa" w:w="80"/>
+            </w:tcMar>
+          </w:tcPr>
+          <w:p>
+            <w:r>
+              <w:t xml:space="preserve">Called by the Settings page. Updates the in-memory level immediately and persists it to a marker file in the log directory, so it survives a restart without a redeploy.</w:t>
+            </w:r>
+          </w:p>
+        </w:tc>
+      </w:tr>
+      <w:tr>
+        <w:tc>
+          <w:tcPr>
+            <w:tcMar>
+              <w:top w:type="dxa" w:w="60"/>
+              <w:left w:type="dxa" w:w="80"/>
+              <w:bottom w:type="dxa" w:w="60"/>
+              <w:right w:type="dxa" w:w="80"/>
+            </w:tcMar>
+          </w:tcPr>
+          <w:p>
+            <w:r>
+              <w:rPr>
+                <w:rFonts w:ascii="Consolas" w:cs="Consolas" w:eastAsia="Consolas" w:hAnsi="Consolas"/>
+                <w:sz w:val="20"/>
+                <w:szCs w:val="20"/>
+                <w:highlight w:val="lightGray"/>
+                <w:highlightCs w:val="lightGray"/>
+              </w:rPr>
+              <w:t xml:space="preserve">TailAsync</w:t>
+            </w:r>
+          </w:p>
+        </w:tc>
+        <w:tc>
+          <w:tcPr>
+            <w:tcMar>
+              <w:top w:type="dxa" w:w="60"/>
+              <w:left w:type="dxa" w:w="80"/>
+              <w:bottom w:type="dxa" w:w="60"/>
+              <w:right w:type="dxa" w:w="80"/>
+            </w:tcMar>
+          </w:tcPr>
+          <w:p>
+            <w:r>
+              <w:rPr>
+                <w:rFonts w:ascii="Consolas" w:cs="Consolas" w:eastAsia="Consolas" w:hAnsi="Consolas"/>
+                <w:sz w:val="20"/>
+                <w:szCs w:val="20"/>
+                <w:highlight w:val="lightGray"/>
+                <w:highlightCs w:val="lightGray"/>
+              </w:rPr>
+              <w:t xml:space="preserve">Task&lt;List&lt;string&gt;&gt; TailAsync(int count, CancellationToken ct = default)</w:t>
+            </w:r>
+          </w:p>
+        </w:tc>
+        <w:tc>
+          <w:tcPr>
+            <w:tcMar>
+              <w:top w:type="dxa" w:w="60"/>
+              <w:left w:type="dxa" w:w="80"/>
+              <w:bottom w:type="dxa" w:w="60"/>
+              <w:right w:type="dxa" w:w="80"/>
+            </w:tcMar>
+          </w:tcPr>
+          <w:p>
+            <w:r>
+              <w:t xml:space="preserve">Returns up to </w:t>
+            </w:r>
+            <w:r>
+              <w:rPr>
+                <w:rFonts w:ascii="Consolas" w:cs="Consolas" w:eastAsia="Consolas" w:hAnsi="Consolas"/>
+                <w:sz w:val="20"/>
+                <w:szCs w:val="20"/>
+                <w:highlight w:val="lightGray"/>
+                <w:highlightCs w:val="lightGray"/>
+              </w:rPr>
+              <w:t xml:space="preserve">count</w:t>
+            </w:r>
+            <w:r>
+              <w:t xml:space="preserve"> of the most recent lines, oldest-to-newest, reading backward through older rotated files if the current day's file doesn't have enough on its own. Backs the Settings page's 500-line viewer.</w:t>
+            </w:r>
+          </w:p>
+        </w:tc>
+      </w:tr>
+      <w:tr>
+        <w:tc>
+          <w:tcPr>
+            <w:tcMar>
+              <w:top w:type="dxa" w:w="60"/>
+              <w:left w:type="dxa" w:w="80"/>
+              <w:bottom w:type="dxa" w:w="60"/>
+              <w:right w:type="dxa" w:w="80"/>
+            </w:tcMar>
+          </w:tcPr>
+          <w:p>
+            <w:r>
+              <w:rPr>
+                <w:rFonts w:ascii="Consolas" w:cs="Consolas" w:eastAsia="Consolas" w:hAnsi="Consolas"/>
+                <w:sz w:val="20"/>
+                <w:szCs w:val="20"/>
+                <w:highlight w:val="lightGray"/>
+                <w:highlightCs w:val="lightGray"/>
+              </w:rPr>
+              <w:t xml:space="preserve">ListLogFiles</w:t>
+            </w:r>
+          </w:p>
+        </w:tc>
+        <w:tc>
+          <w:tcPr>
+            <w:tcMar>
+              <w:top w:type="dxa" w:w="60"/>
+              <w:left w:type="dxa" w:w="80"/>
+              <w:bottom w:type="dxa" w:w="60"/>
+              <w:right w:type="dxa" w:w="80"/>
+            </w:tcMar>
+          </w:tcPr>
+          <w:p>
+            <w:r>
+              <w:rPr>
+                <w:rFonts w:ascii="Consolas" w:cs="Consolas" w:eastAsia="Consolas" w:hAnsi="Consolas"/>
+                <w:sz w:val="20"/>
+                <w:szCs w:val="20"/>
+                <w:highlight w:val="lightGray"/>
+                <w:highlightCs w:val="lightGray"/>
+              </w:rPr>
+              <w:t xml:space="preserve">List&lt;string&gt; ListLogFiles()</w:t>
+            </w:r>
+          </w:p>
+        </w:tc>
+        <w:tc>
+          <w:tcPr>
+            <w:tcMar>
+              <w:top w:type="dxa" w:w="60"/>
+              <w:left w:type="dxa" w:w="80"/>
+              <w:bottom w:type="dxa" w:w="60"/>
+              <w:right w:type="dxa" w:w="80"/>
+            </w:tcMar>
+          </w:tcPr>
+          <w:p>
+            <w:r>
+              <w:t xml:space="preserve">Every rotated log file, newest first. Used by </w:t>
+            </w:r>
+            <w:r>
+              <w:rPr>
+                <w:rFonts w:ascii="Consolas" w:cs="Consolas" w:eastAsia="Consolas" w:hAnsi="Consolas"/>
+                <w:sz w:val="20"/>
+                <w:szCs w:val="20"/>
+                <w:highlight w:val="lightGray"/>
+                <w:highlightCs w:val="lightGray"/>
+              </w:rPr>
+              <w:t xml:space="preserve">GET /settings/logs/download</w:t>
+            </w:r>
+            <w:r>
+              <w:t xml:space="preserve"> to build the zip.</w:t>
+            </w:r>
+          </w:p>
+        </w:tc>
+      </w:tr>
+      <w:tr>
+        <w:tc>
+          <w:tcPr>
+            <w:tcMar>
+              <w:top w:type="dxa" w:w="60"/>
+              <w:left w:type="dxa" w:w="80"/>
+              <w:bottom w:type="dxa" w:w="60"/>
+              <w:right w:type="dxa" w:w="80"/>
+            </w:tcMar>
+          </w:tcPr>
+          <w:p>
+            <w:r>
+              <w:rPr>
+                <w:rFonts w:ascii="Consolas" w:cs="Consolas" w:eastAsia="Consolas" w:hAnsi="Consolas"/>
+                <w:sz w:val="20"/>
+                <w:szCs w:val="20"/>
+                <w:highlight w:val="lightGray"/>
+                <w:highlightCs w:val="lightGray"/>
+              </w:rPr>
+              <w:t xml:space="preserve">CurrentLevel</w:t>
+            </w:r>
+            <w:r>
+              <w:t xml:space="preserve"> / </w:t>
+            </w:r>
+            <w:r>
+              <w:rPr>
+                <w:rFonts w:ascii="Consolas" w:cs="Consolas" w:eastAsia="Consolas" w:hAnsi="Consolas"/>
+                <w:sz w:val="20"/>
+                <w:szCs w:val="20"/>
+                <w:highlight w:val="lightGray"/>
+                <w:highlightCs w:val="lightGray"/>
+              </w:rPr>
+              <w:t xml:space="preserve">LogDirectory</w:t>
+            </w:r>
+          </w:p>
+        </w:tc>
+        <w:tc>
+          <w:tcPr>
+            <w:tcMar>
+              <w:top w:type="dxa" w:w="60"/>
+              <w:left w:type="dxa" w:w="80"/>
+              <w:bottom w:type="dxa" w:w="60"/>
+              <w:right w:type="dxa" w:w="80"/>
+            </w:tcMar>
+          </w:tcPr>
+          <w:p>
+            <w:r>
+              <w:rPr>
+                <w:rFonts w:ascii="Consolas" w:cs="Consolas" w:eastAsia="Consolas" w:hAnsi="Consolas"/>
+                <w:sz w:val="20"/>
+                <w:szCs w:val="20"/>
+                <w:highlight w:val="lightGray"/>
+                <w:highlightCs w:val="lightGray"/>
+              </w:rPr>
+              <w:t xml:space="preserve">AppLogLevel CurrentLevel { get; }</w:t>
+            </w:r>
+            <w:r>
+              <w:t xml:space="preserve"> / </w:t>
+            </w:r>
+            <w:r>
+              <w:rPr>
+                <w:rFonts w:ascii="Consolas" w:cs="Consolas" w:eastAsia="Consolas" w:hAnsi="Consolas"/>
+                <w:sz w:val="20"/>
+                <w:szCs w:val="20"/>
+                <w:highlight w:val="lightGray"/>
+                <w:highlightCs w:val="lightGray"/>
+              </w:rPr>
+              <w:t xml:space="preserve">string LogDirectory { get; }</w:t>
+            </w:r>
+          </w:p>
+        </w:tc>
+        <w:tc>
+          <w:tcPr>
+            <w:tcMar>
+              <w:top w:type="dxa" w:w="60"/>
+              <w:left w:type="dxa" w:w="80"/>
+              <w:bottom w:type="dxa" w:w="60"/>
+              <w:right w:type="dxa" w:w="80"/>
+            </w:tcMar>
+          </w:tcPr>
+          <w:p>
+            <w:r>
+              <w:t xml:space="preserve">Current level and the resolved log directory path (after the </w:t>
+            </w:r>
+            <w:r>
+              <w:rPr>
+                <w:rFonts w:ascii="Consolas" w:cs="Consolas" w:eastAsia="Consolas" w:hAnsi="Consolas"/>
+                <w:sz w:val="20"/>
+                <w:szCs w:val="20"/>
+                <w:highlight w:val="lightGray"/>
+                <w:highlightCs w:val="lightGray"/>
+              </w:rPr>
+              <w:t xml:space="preserve">AppLog:LogDirectory</w:t>
+            </w:r>
+            <w:r>
+              <w:t xml:space="preserve"> fallback, if unset - see the deployment guide).</w:t>
+            </w:r>
+          </w:p>
+        </w:tc>
+      </w:tr>
+    </w:tbl>
+    <w:p/>
+    <w:p>
+      <w:pPr>
+        <w:spacing w:after="160"/>
+      </w:pPr>
+      <w:r>
+        <w:t xml:space="preserve">Log lines are single-line, space-separated </w:t>
+      </w:r>
+      <w:r>
+        <w:rPr>
+          <w:rFonts w:ascii="Consolas" w:cs="Consolas" w:eastAsia="Consolas" w:hAnsi="Consolas"/>
+          <w:sz w:val="20"/>
+          <w:szCs w:val="20"/>
+          <w:highlight w:val="lightGray"/>
+          <w:highlightCs w:val="lightGray"/>
+        </w:rPr>
+        <w:t xml:space="preserve">key=value</w:t>
+      </w:r>
+      <w:r>
+        <w:t xml:space="preserve"> pairs (timestamp, tier, </w:t>
+      </w:r>
+      <w:r>
+        <w:rPr>
+          <w:rFonts w:ascii="Consolas" w:cs="Consolas" w:eastAsia="Consolas" w:hAnsi="Consolas"/>
+          <w:sz w:val="20"/>
+          <w:szCs w:val="20"/>
+          <w:highlight w:val="lightGray"/>
+          <w:highlightCs w:val="lightGray"/>
+        </w:rPr>
+        <w:t xml:space="preserve">action</w:t>
+      </w:r>
+      <w:r>
+        <w:t xml:space="preserve">, </w:t>
+      </w:r>
+      <w:r>
+        <w:rPr>
+          <w:rFonts w:ascii="Consolas" w:cs="Consolas" w:eastAsia="Consolas" w:hAnsi="Consolas"/>
+          <w:sz w:val="20"/>
+          <w:szCs w:val="20"/>
+          <w:highlight w:val="lightGray"/>
+          <w:highlightCs w:val="lightGray"/>
+        </w:rPr>
+        <w:t xml:space="preserve">actor</w:t>
+      </w:r>
+      <w:r>
+        <w:t xml:space="preserve">,
+optionally </w:t>
+      </w:r>
+      <w:r>
+        <w:rPr>
+          <w:rFonts w:ascii="Consolas" w:cs="Consolas" w:eastAsia="Consolas" w:hAnsi="Consolas"/>
+          <w:sz w:val="20"/>
+          <w:szCs w:val="20"/>
+          <w:highlight w:val="lightGray"/>
+          <w:highlightCs w:val="lightGray"/>
+        </w:rPr>
+        <w:t xml:space="preserve">eventId</w:t>
+      </w:r>
+      <w:r>
+        <w:t xml:space="preserve">/</w:t>
+      </w:r>
+      <w:r>
+        <w:rPr>
+          <w:rFonts w:ascii="Consolas" w:cs="Consolas" w:eastAsia="Consolas" w:hAnsi="Consolas"/>
+          <w:sz w:val="20"/>
+          <w:szCs w:val="20"/>
+          <w:highlight w:val="lightGray"/>
+          <w:highlightCs w:val="lightGray"/>
+        </w:rPr>
+        <w:t xml:space="preserve">sheet</w:t>
+      </w:r>
+      <w:r>
+        <w:t xml:space="preserve">/</w:t>
+      </w:r>
+      <w:r>
+        <w:rPr>
+          <w:rFonts w:ascii="Consolas" w:cs="Consolas" w:eastAsia="Consolas" w:hAnsi="Consolas"/>
+          <w:sz w:val="20"/>
+          <w:szCs w:val="20"/>
+          <w:highlight w:val="lightGray"/>
+          <w:highlightCs w:val="lightGray"/>
+        </w:rPr>
+        <w:t xml:space="preserve">details</w:t>
+      </w:r>
+      <w:r>
+        <w:t xml:space="preserve">) - human-readable and grep-able, not JSON. Files rotate daily
+(</w:t>
+      </w:r>
+      <w:r>
+        <w:rPr>
+          <w:rFonts w:ascii="Consolas" w:cs="Consolas" w:eastAsia="Consolas" w:hAnsi="Consolas"/>
+          <w:sz w:val="20"/>
+          <w:szCs w:val="20"/>
+          <w:highlight w:val="lightGray"/>
+          <w:highlightCs w:val="lightGray"/>
+        </w:rPr>
+        <w:t xml:space="preserve">app-yyyy-MM-dd.log</w:t>
+      </w:r>
+      <w:r>
+        <w:t xml:space="preserve">) and are deleted automatically past </w:t>
+      </w:r>
+      <w:r>
+        <w:rPr>
+          <w:rFonts w:ascii="Consolas" w:cs="Consolas" w:eastAsia="Consolas" w:hAnsi="Consolas"/>
+          <w:sz w:val="20"/>
+          <w:szCs w:val="20"/>
+          <w:highlight w:val="lightGray"/>
+          <w:highlightCs w:val="lightGray"/>
+        </w:rPr>
+        <w:t xml:space="preserve">AppLog:RetentionDays</w:t>
+      </w:r>
+      <w:r>
+        <w:t xml:space="preserve"> (default 30).</w:t>
       </w:r>
     </w:p>
     <w:sectPr>

--- a/docs/api-reference.docx
+++ b/docs/api-reference.docx
@@ -74,7 +74,7 @@
 surfaces are read-only," not a broadening of the general rule - see
 </w:t>
       </w:r>
-      <w:hyperlink w:history="1" r:id="rIdmbaq7od09gunwuc6lfww3">
+      <w:hyperlink w:history="1" r:id="rId3tlstol6hpxfjncseaoae">
         <w:r>
           <w:rPr>
             <w:rStyle w:val="Hyperlink"/>
@@ -105,7 +105,7 @@
 log-file download (architecture doc §5.6) - see
 </w:t>
       </w:r>
-      <w:hyperlink w:history="1" r:id="rId3dnmn0pra8bpnmm8zdsv2">
+      <w:hyperlink w:history="1" r:id="rId8rsrkqnn0g_sjyi-gn6dq">
         <w:r>
           <w:rPr>
             <w:rStyle w:val="Hyperlink"/>
@@ -185,7 +185,7 @@
           <w:numId w:val="2"/>
         </w:numPr>
       </w:pPr>
-      <w:hyperlink w:history="1" r:id="rIdklqulgjnjreftxpha5dei">
+      <w:hyperlink w:history="1" r:id="rIdnoennf1hurji0mpseqhno">
         <w:r>
           <w:rPr>
             <w:rStyle w:val="Hyperlink"/>
@@ -208,7 +208,7 @@
           <w:numId w:val="2"/>
         </w:numPr>
       </w:pPr>
-      <w:hyperlink w:history="1" r:id="rIdl-0nc49eofa7tsmthbgyx">
+      <w:hyperlink w:history="1" r:id="rIdxcs9s2j1akplimytblmzs">
         <w:r>
           <w:rPr>
             <w:rStyle w:val="Hyperlink"/>
@@ -231,7 +231,7 @@
           <w:numId w:val="2"/>
         </w:numPr>
       </w:pPr>
-      <w:hyperlink w:history="1" r:id="rIdbunkaq9ghxy9o3o_oiski">
+      <w:hyperlink w:history="1" r:id="rIdb1qwavqvl6czzkll4rbap">
         <w:r>
           <w:rPr>
             <w:rStyle w:val="Hyperlink"/>
@@ -392,7 +392,7 @@
       <w:r>
         <w:t xml:space="preserve">) - see </w:t>
       </w:r>
-      <w:hyperlink w:history="1" r:id="rIdq-nuwbk3cafegalsuay8i">
+      <w:hyperlink w:history="1" r:id="rIdv4rletu3w6pzin6qj6bgc">
         <w:r>
           <w:rPr>
             <w:rStyle w:val="Hyperlink"/>
@@ -1745,7 +1745,7 @@
 visitors, with Month, Week, and Day views. Deliberately hand-built HTML with inline CSS/JS rather
 than a Blazor page, for the reason in </w:t>
       </w:r>
-      <w:hyperlink w:history="1" r:id="rIdm0gme6op0cnypjid9rvh5">
+      <w:hyperlink w:history="1" r:id="rIdbxtcxlfzjo5gpr3dhdznw">
         <w:r>
           <w:rPr>
             <w:rStyle w:val="Hyperlink"/>
@@ -2479,7 +2479,7 @@
 club's own - a known, deliberately deferred hardening item (see
 </w:t>
       </w:r>
-      <w:hyperlink w:history="1" r:id="rIdxhmfohbrwic61v9mlo9lz">
+      <w:hyperlink w:history="1" r:id="rId1nw69towxnifvot1rdokn">
         <w:r>
           <w:rPr>
             <w:rStyle w:val="Hyperlink"/>
@@ -3456,11 +3456,11 @@
           <w:highlight w:val="lightGray"/>
           <w:highlightCs w:val="lightGray"/>
         </w:rPr>
-        <w:t xml:space="preserve">{ "event": { ... } }</w:t>
-      </w:r>
-      <w:r>
-        <w:t xml:space="preserve">. Only a subset of Breely's real
-(much larger) payload is read:</w:t>
+        <w:t xml:space="preserve">{ "event": { ... }, "submission": { "events": [ ... ] } }</w:t>
+      </w:r>
+      <w:r>
+        <w:t xml:space="preserve">.
+Only a subset of Breely's real (much larger) payload is read:</w:t>
       </w:r>
     </w:p>
     <w:tbl>
@@ -4047,6 +4047,106 @@
           </w:p>
         </w:tc>
       </w:tr>
+      <w:tr>
+        <w:tc>
+          <w:tcPr>
+            <w:tcMar>
+              <w:top w:type="dxa" w:w="60"/>
+              <w:left w:type="dxa" w:w="80"/>
+              <w:bottom w:type="dxa" w:w="60"/>
+              <w:right w:type="dxa" w:w="80"/>
+            </w:tcMar>
+          </w:tcPr>
+          <w:p>
+            <w:r>
+              <w:rPr>
+                <w:rFonts w:ascii="Consolas" w:cs="Consolas" w:eastAsia="Consolas" w:hAnsi="Consolas"/>
+                <w:sz w:val="20"/>
+                <w:szCs w:val="20"/>
+                <w:highlight w:val="lightGray"/>
+                <w:highlightCs w:val="lightGray"/>
+              </w:rPr>
+              <w:t xml:space="preserve">submission.events[]</w:t>
+            </w:r>
+          </w:p>
+        </w:tc>
+        <w:tc>
+          <w:tcPr>
+            <w:tcMar>
+              <w:top w:type="dxa" w:w="60"/>
+              <w:left w:type="dxa" w:w="80"/>
+              <w:bottom w:type="dxa" w:w="60"/>
+              <w:right w:type="dxa" w:w="80"/>
+            </w:tcMar>
+          </w:tcPr>
+          <w:p>
+            <w:r>
+              <w:t xml:space="preserve">array</w:t>
+            </w:r>
+          </w:p>
+        </w:tc>
+        <w:tc>
+          <w:tcPr>
+            <w:tcMar>
+              <w:top w:type="dxa" w:w="60"/>
+              <w:left w:type="dxa" w:w="80"/>
+              <w:bottom w:type="dxa" w:w="60"/>
+              <w:right w:type="dxa" w:w="80"/>
+            </w:tcMar>
+          </w:tcPr>
+          <w:p>
+            <w:r>
+              <w:t xml:space="preserve">Same shape as </w:t>
+            </w:r>
+            <w:r>
+              <w:rPr>
+                <w:rFonts w:ascii="Consolas" w:cs="Consolas" w:eastAsia="Consolas" w:hAnsi="Consolas"/>
+                <w:sz w:val="20"/>
+                <w:szCs w:val="20"/>
+                <w:highlight w:val="lightGray"/>
+                <w:highlightCs w:val="lightGray"/>
+              </w:rPr>
+              <w:t xml:space="preserve">event</w:t>
+            </w:r>
+            <w:r>
+              <w:t xml:space="preserve"> above, one entry per sheet in the </w:t>
+            </w:r>
+            <w:r>
+              <w:rPr>
+                <w:i/>
+                <w:iCs/>
+              </w:rPr>
+              <w:t xml:space="preserve">original</w:t>
+            </w:r>
+            <w:r>
+              <w:t xml:space="preserve"> multi-sheet reservation this notification belongs to (architecture doc §4.8). Present on every call, including later reschedule/cancellation calls for a single sibling - on those, it's a </w:t>
+            </w:r>
+            <w:r>
+              <w:rPr>
+                <w:b/>
+                <w:bCs/>
+              </w:rPr>
+              <w:t xml:space="preserve">stale snapshot from the original creation call</w:t>
+            </w:r>
+            <w:r>
+              <w:t xml:space="preserve">, not updated data; the top-level </w:t>
+            </w:r>
+            <w:r>
+              <w:rPr>
+                <w:rFonts w:ascii="Consolas" w:cs="Consolas" w:eastAsia="Consolas" w:hAnsi="Consolas"/>
+                <w:sz w:val="20"/>
+                <w:szCs w:val="20"/>
+                <w:highlight w:val="lightGray"/>
+                <w:highlightCs w:val="lightGray"/>
+              </w:rPr>
+              <w:t xml:space="preserve">event</w:t>
+            </w:r>
+            <w:r>
+              <w:t xml:space="preserve"> object always wins for its own id. Added 2026-08-03 after a real 3-sheet booking only claimed 1 sheet - this array is the only place the sibling ids are discoverable at all.</w:t>
+            </w:r>
+          </w:p>
+        </w:tc>
+      </w:tr>
     </w:tbl>
     <w:p/>
     <w:p>
@@ -4069,6 +4169,92 @@
       </w:r>
       <w:r>
         <w:t xml:space="preserve"> drops unmapped properties.</w:t>
+      </w:r>
+    </w:p>
+    <w:p>
+      <w:pPr>
+        <w:spacing w:after="160"/>
+      </w:pPr>
+      <w:r>
+        <w:rPr>
+          <w:b/>
+          <w:bCs/>
+        </w:rPr>
+        <w:t xml:space="preserve">Multi-sheet handling.</w:t>
+      </w:r>
+      <w:r>
+        <w:t xml:space="preserve"> The endpoint resolves every id named by either </w:t>
+      </w:r>
+      <w:r>
+        <w:rPr>
+          <w:rFonts w:ascii="Consolas" w:cs="Consolas" w:eastAsia="Consolas" w:hAnsi="Consolas"/>
+          <w:sz w:val="20"/>
+          <w:szCs w:val="20"/>
+          <w:highlight w:val="lightGray"/>
+          <w:highlightCs w:val="lightGray"/>
+        </w:rPr>
+        <w:t xml:space="preserve">event</w:t>
+      </w:r>
+      <w:r>
+        <w:t xml:space="preserve"> or
+</w:t>
+      </w:r>
+      <w:r>
+        <w:rPr>
+          <w:rFonts w:ascii="Consolas" w:cs="Consolas" w:eastAsia="Consolas" w:hAnsi="Consolas"/>
+          <w:sz w:val="20"/>
+          <w:szCs w:val="20"/>
+          <w:highlight w:val="lightGray"/>
+          <w:highlightCs w:val="lightGray"/>
+        </w:rPr>
+        <w:t xml:space="preserve">submission.events[]</w:t>
+      </w:r>
+      <w:r>
+        <w:t xml:space="preserve"> (deduplicated, </w:t>
+      </w:r>
+      <w:r>
+        <w:rPr>
+          <w:rFonts w:ascii="Consolas" w:cs="Consolas" w:eastAsia="Consolas" w:hAnsi="Consolas"/>
+          <w:sz w:val="20"/>
+          <w:szCs w:val="20"/>
+          <w:highlight w:val="lightGray"/>
+          <w:highlightCs w:val="lightGray"/>
+        </w:rPr>
+        <w:t xml:space="preserve">event</w:t>
+      </w:r>
+      <w:r>
+        <w:t xml:space="preserve">'s own data winning for its own id) and processes each
+independently - each may create, reschedule, or cancel a booking depending on its own </w:t>
+      </w:r>
+      <w:r>
+        <w:rPr>
+          <w:rFonts w:ascii="Consolas" w:cs="Consolas" w:eastAsia="Consolas" w:hAnsi="Consolas"/>
+          <w:sz w:val="20"/>
+          <w:szCs w:val="20"/>
+          <w:highlight w:val="lightGray"/>
+          <w:highlightCs w:val="lightGray"/>
+        </w:rPr>
+        <w:t xml:space="preserve">canceled</w:t>
+      </w:r>
+      <w:r>
+        <w:t xml:space="preserve">
+flag and whether it's already been claimed before. All sheets resolved from one call that don't
+already belong to an existing group share one freshly-minted </w:t>
+      </w:r>
+      <w:r>
+        <w:rPr>
+          <w:rFonts w:ascii="Consolas" w:cs="Consolas" w:eastAsia="Consolas" w:hAnsi="Consolas"/>
+          <w:sz w:val="20"/>
+          <w:szCs w:val="20"/>
+          <w:highlight w:val="lightGray"/>
+          <w:highlightCs w:val="lightGray"/>
+        </w:rPr>
+        <w:t xml:space="preserve">BookingGroupId</w:t>
+      </w:r>
+      <w:r>
+        <w:t xml:space="preserve">; a sibling that's
+already been claimed (a reschedule, or a straggler picked up on a later call) reuses its existing
+group id instead. One event failing doesn't stop the others from being processed.</w:t>
       </w:r>
     </w:p>
     <w:p>
@@ -4114,37 +4300,6 @@
       </w:r>
       <w:r>
         <w:t xml:space="preserve"> Club Event marker for staff to reassign manually.</w:t>
-      </w:r>
-    </w:p>
-    <w:p>
-      <w:pPr>
-        <w:spacing w:after="160"/>
-      </w:pPr>
-      <w:r>
-        <w:rPr>
-          <w:b/>
-          <w:bCs/>
-        </w:rPr>
-        <w:t xml:space="preserve">Known limitations (see architecture doc §8):</w:t>
-      </w:r>
-      <w:r>
-        <w:t xml:space="preserve"> the Graph query used to detect a repeat
-notification for the same booking (</w:t>
-      </w:r>
-      <w:r>
-        <w:rPr>
-          <w:rFonts w:ascii="Consolas" w:cs="Consolas" w:eastAsia="Consolas" w:hAnsi="Consolas"/>
-          <w:sz w:val="20"/>
-          <w:szCs w:val="20"/>
-          <w:highlight w:val="lightGray"/>
-          <w:highlightCs w:val="lightGray"/>
-        </w:rPr>
-        <w:t xml:space="preserve">FindByExternalIdAsync</w:t>
-      </w:r>
-      <w:r>
-        <w:t xml:space="preserve">) is unverified against real production
-traffic as of this writing; the cancellation path has not yet been exercised against a real Breely
-cancellation, only synthetic samples.</w:t>
       </w:r>
     </w:p>
     <w:p>
@@ -5184,22 +5339,35 @@
                 <w:highlight w:val="lightGray"/>
                 <w:highlightCs w:val="lightGray"/>
               </w:rPr>
-              <w:t xml:space="preserve">Task&lt;GroupBookingResult&gt; UpdateGroupAsync(IEnumerable&lt;SheetBooking&gt; members, SheetBooking updatedFields, string actingUser, Guid? newBookingGroupId = null)</w:t>
-            </w:r>
-          </w:p>
-        </w:tc>
-        <w:tc>
-          <w:tcPr>
-            <w:tcMar>
-              <w:top w:type="dxa" w:w="60"/>
-              <w:left w:type="dxa" w:w="80"/>
-              <w:bottom w:type="dxa" w:w="60"/>
-              <w:right w:type="dxa" w:w="80"/>
-            </w:tcMar>
-          </w:tcPr>
-          <w:p>
-            <w:r>
-              <w:t xml:space="preserve">Updates every event in a booking group (time, category, renter/contact/notes, hold/confirmed state). Re-checks conflicts against the new time before writing (excluding the group's own events); all-or-nothing. </w:t>
+              <w:t xml:space="preserve">Task&lt;GroupBookingResult&gt; UpdateGroupAsync(IEnumerable&lt;SheetBooking&gt; members, SheetBooking updatedFields, string actingUser, IEnumerable&lt;string&gt;? newSheetMailboxes = null, Guid? newBookingGroupId = null)</w:t>
+            </w:r>
+          </w:p>
+        </w:tc>
+        <w:tc>
+          <w:tcPr>
+            <w:tcMar>
+              <w:top w:type="dxa" w:w="60"/>
+              <w:left w:type="dxa" w:w="80"/>
+              <w:bottom w:type="dxa" w:w="60"/>
+              <w:right w:type="dxa" w:w="80"/>
+            </w:tcMar>
+          </w:tcPr>
+          <w:p>
+            <w:r>
+              <w:t xml:space="preserve">Updates every event in a booking group (time, category, renter/contact/notes, hold/confirmed state), and creates fresh events for any sheet in </w:t>
+            </w:r>
+            <w:r>
+              <w:rPr>
+                <w:rFonts w:ascii="Consolas" w:cs="Consolas" w:eastAsia="Consolas" w:hAnsi="Consolas"/>
+                <w:sz w:val="20"/>
+                <w:szCs w:val="20"/>
+                <w:highlight w:val="lightGray"/>
+                <w:highlightCs w:val="lightGray"/>
+              </w:rPr>
+              <w:t xml:space="preserve">newSheetMailboxes</w:t>
+            </w:r>
+            <w:r>
+              <w:t xml:space="preserve"> that isn't already a member (added 2026-08-03 - a sheet added mid-edit previously had no existing event to update and was silently dropped). Re-checks conflicts against the new time before writing, for both existing and new sheets; all-or-nothing. </w:t>
             </w:r>
             <w:r>
               <w:rPr>
@@ -5212,7 +5380,7 @@
               <w:t xml:space="preserve">newBookingGroupId</w:t>
             </w:r>
             <w:r>
-              <w:t xml:space="preserve"> splits an edited subset off into its own group when only some sheets in the original group were touched.</w:t>
+              <w:t xml:space="preserve"> splits an edited subset off into its own group when only some sheets in the original group were touched; new sheets join whichever group id the rest of the edit settles on.</w:t>
             </w:r>
           </w:p>
         </w:tc>
@@ -5286,7 +5454,20 @@
               <w:t xml:space="preserve">reopenAsGroupEventHold: true</w:t>
             </w:r>
             <w:r>
-              <w:t xml:space="preserve"> converts each slot back to an unclaimed open Group Event hold (publicly bookable again) instead of deleting it. Same per-member 404-tolerance as </w:t>
+              <w:t xml:space="preserve"> converts each slot back to an unclaimed open Group Event hold (publicly bookable again) instead of deleting it - and, as of 2026-08-03, first absorbs any Group Event hold on the same sheet immediately touching the reopened slot into one contiguous hold (</w:t>
+            </w:r>
+            <w:r>
+              <w:rPr>
+                <w:rFonts w:ascii="Consolas" w:cs="Consolas" w:eastAsia="Consolas" w:hAnsi="Consolas"/>
+                <w:sz w:val="20"/>
+                <w:szCs w:val="20"/>
+                <w:highlight w:val="lightGray"/>
+                <w:highlightCs w:val="lightGray"/>
+              </w:rPr>
+              <w:t xml:space="preserve">AbsorbAdjacentHoldsAsync</w:t>
+            </w:r>
+            <w:r>
+              <w:t xml:space="preserve">), rather than leaving separate back-to-back chips. Now locks per sheet (it didn't before), since that absorption reads other holds before writing. Same per-member 404-tolerance as </w:t>
             </w:r>
             <w:r>
               <w:rPr>
@@ -5841,22 +6022,48 @@
                 <w:highlight w:val="lightGray"/>
                 <w:highlightCs w:val="lightGray"/>
               </w:rPr>
-              <w:t xml:space="preserve">Task&lt;SheetBooking?&gt; ClaimHoldAsync(DateTime start, DateTime end, SheetBooking template, CancellationToken ct)</w:t>
-            </w:r>
-          </w:p>
-        </w:tc>
-        <w:tc>
-          <w:tcPr>
-            <w:tcMar>
-              <w:top w:type="dxa" w:w="60"/>
-              <w:left w:type="dxa" w:w="80"/>
-              <w:bottom w:type="dxa" w:w="60"/>
-              <w:right w:type="dxa" w:w="80"/>
-            </w:tcMar>
-          </w:tcPr>
-          <w:p>
-            <w:r>
-              <w:t xml:space="preserve">Added for the Breely webhook. Tries sheets in configured order; on each, looks for a Group Event hold fully covering the window, converts it to Confirmed, and trims the remainder (delete/patch/split). Returns the claimed booking, or </w:t>
+              <w:t xml:space="preserve">Task&lt;SheetBooking?&gt; ClaimHoldAsync(DateTime start, DateTime end, SheetBooking template, Guid groupId, CancellationToken ct)</w:t>
+            </w:r>
+          </w:p>
+        </w:tc>
+        <w:tc>
+          <w:tcPr>
+            <w:tcMar>
+              <w:top w:type="dxa" w:w="60"/>
+              <w:left w:type="dxa" w:w="80"/>
+              <w:bottom w:type="dxa" w:w="60"/>
+              <w:right w:type="dxa" w:w="80"/>
+            </w:tcMar>
+          </w:tcPr>
+          <w:p>
+            <w:r>
+              <w:t xml:space="preserve">Added for the Breely webhook. Tries sheets in configured order; on each, looks for a Group Event hold fully covering the window, converts it to Confirmed (tagged with the caller-supplied </w:t>
+            </w:r>
+            <w:r>
+              <w:rPr>
+                <w:rFonts w:ascii="Consolas" w:cs="Consolas" w:eastAsia="Consolas" w:hAnsi="Consolas"/>
+                <w:sz w:val="20"/>
+                <w:szCs w:val="20"/>
+                <w:highlight w:val="lightGray"/>
+                <w:highlightCs w:val="lightGray"/>
+              </w:rPr>
+              <w:t xml:space="preserve">groupId</w:t>
+            </w:r>
+            <w:r>
+              <w:t xml:space="preserve"> rather than minting its own - added 2026-08-03 so multiple sheets from one Breely submission, or a sheet reclaimed on reschedule, can share/keep one </w:t>
+            </w:r>
+            <w:r>
+              <w:rPr>
+                <w:rFonts w:ascii="Consolas" w:cs="Consolas" w:eastAsia="Consolas" w:hAnsi="Consolas"/>
+                <w:sz w:val="20"/>
+                <w:szCs w:val="20"/>
+                <w:highlight w:val="lightGray"/>
+                <w:highlightCs w:val="lightGray"/>
+              </w:rPr>
+              <w:t xml:space="preserve">BookingGroupId</w:t>
+            </w:r>
+            <w:r>
+              <w:t xml:space="preserve">), and trims the remainder (delete/patch/split, dropping any remainder shorter than the Settings page's configured minimum interval, titled "Available for Group Events"). Returns the claimed booking, or </w:t>
             </w:r>
             <w:r>
               <w:rPr>
@@ -5943,7 +6150,159 @@
               <w:t xml:space="preserve">ClaimHoldAsync</w:t>
             </w:r>
             <w:r>
-              <w:t xml:space="preserve"> finds no matching hold anywhere. Callers are expected to also flag the result for staff review, since it may land on the wrong sheet.</w:t>
+              <w:t xml:space="preserve"> finds no matching hold anywhere. Callers are expected to also flag the result for staff review, since it may land on the wrong sheet. Respects a </w:t>
+            </w:r>
+            <w:r>
+              <w:rPr>
+                <w:rFonts w:ascii="Consolas" w:cs="Consolas" w:eastAsia="Consolas" w:hAnsi="Consolas"/>
+                <w:sz w:val="20"/>
+                <w:szCs w:val="20"/>
+                <w:highlight w:val="lightGray"/>
+                <w:highlightCs w:val="lightGray"/>
+              </w:rPr>
+              <w:t xml:space="preserve">BookingGroupId</w:t>
+            </w:r>
+            <w:r>
+              <w:t xml:space="preserve"> the caller already set on </w:t>
+            </w:r>
+            <w:r>
+              <w:rPr>
+                <w:rFonts w:ascii="Consolas" w:cs="Consolas" w:eastAsia="Consolas" w:hAnsi="Consolas"/>
+                <w:sz w:val="20"/>
+                <w:szCs w:val="20"/>
+                <w:highlight w:val="lightGray"/>
+                <w:highlightCs w:val="lightGray"/>
+              </w:rPr>
+              <w:t xml:space="preserve">booking</w:t>
+            </w:r>
+            <w:r>
+              <w:t xml:space="preserve"> (used by the Breely processor to keep it in its submission's group) rather than always minting its own.</w:t>
+            </w:r>
+          </w:p>
+        </w:tc>
+      </w:tr>
+      <w:tr>
+        <w:tc>
+          <w:tcPr>
+            <w:tcMar>
+              <w:top w:type="dxa" w:w="60"/>
+              <w:left w:type="dxa" w:w="80"/>
+              <w:bottom w:type="dxa" w:w="60"/>
+              <w:right w:type="dxa" w:w="80"/>
+            </w:tcMar>
+          </w:tcPr>
+          <w:p>
+            <w:r>
+              <w:rPr>
+                <w:rFonts w:ascii="Consolas" w:cs="Consolas" w:eastAsia="Consolas" w:hAnsi="Consolas"/>
+                <w:sz w:val="20"/>
+                <w:szCs w:val="20"/>
+                <w:highlight w:val="lightGray"/>
+                <w:highlightCs w:val="lightGray"/>
+              </w:rPr>
+              <w:t xml:space="preserve">MinimumGroupEventBookingIntervalMinutes</w:t>
+            </w:r>
+            <w:r>
+              <w:t xml:space="preserve"> / </w:t>
+            </w:r>
+            <w:r>
+              <w:rPr>
+                <w:rFonts w:ascii="Consolas" w:cs="Consolas" w:eastAsia="Consolas" w:hAnsi="Consolas"/>
+                <w:sz w:val="20"/>
+                <w:szCs w:val="20"/>
+                <w:highlight w:val="lightGray"/>
+                <w:highlightCs w:val="lightGray"/>
+              </w:rPr>
+              <w:t xml:space="preserve">SetMinimumGroupEventBookingIntervalAsync</w:t>
+            </w:r>
+          </w:p>
+        </w:tc>
+        <w:tc>
+          <w:tcPr>
+            <w:tcMar>
+              <w:top w:type="dxa" w:w="60"/>
+              <w:left w:type="dxa" w:w="80"/>
+              <w:bottom w:type="dxa" w:w="60"/>
+              <w:right w:type="dxa" w:w="80"/>
+            </w:tcMar>
+          </w:tcPr>
+          <w:p>
+            <w:r>
+              <w:rPr>
+                <w:rFonts w:ascii="Consolas" w:cs="Consolas" w:eastAsia="Consolas" w:hAnsi="Consolas"/>
+                <w:sz w:val="20"/>
+                <w:szCs w:val="20"/>
+                <w:highlight w:val="lightGray"/>
+                <w:highlightCs w:val="lightGray"/>
+              </w:rPr>
+              <w:t xml:space="preserve">int MinimumGroupEventBookingIntervalMinutes { get; }</w:t>
+            </w:r>
+            <w:r>
+              <w:t xml:space="preserve"> / </w:t>
+            </w:r>
+            <w:r>
+              <w:rPr>
+                <w:rFonts w:ascii="Consolas" w:cs="Consolas" w:eastAsia="Consolas" w:hAnsi="Consolas"/>
+                <w:sz w:val="20"/>
+                <w:szCs w:val="20"/>
+                <w:highlight w:val="lightGray"/>
+                <w:highlightCs w:val="lightGray"/>
+              </w:rPr>
+              <w:t xml:space="preserve">Task SetMinimumGroupEventBookingIntervalAsync(int minutes, CancellationToken ct = default)</w:t>
+            </w:r>
+          </w:p>
+        </w:tc>
+        <w:tc>
+          <w:tcPr>
+            <w:tcMar>
+              <w:top w:type="dxa" w:w="60"/>
+              <w:left w:type="dxa" w:w="80"/>
+              <w:bottom w:type="dxa" w:w="60"/>
+              <w:right w:type="dxa" w:w="80"/>
+            </w:tcMar>
+          </w:tcPr>
+          <w:p>
+            <w:r>
+              <w:t xml:space="preserve">Added 2026-08-03, backs the Settings page's "Minimum group event booking interval" field (default 60). Read once at construction from a small file next to the log files; </w:t>
+            </w:r>
+            <w:r>
+              <w:rPr>
+                <w:rFonts w:ascii="Consolas" w:cs="Consolas" w:eastAsia="Consolas" w:hAnsi="Consolas"/>
+                <w:sz w:val="20"/>
+                <w:szCs w:val="20"/>
+                <w:highlight w:val="lightGray"/>
+                <w:highlightCs w:val="lightGray"/>
+              </w:rPr>
+              <w:t xml:space="preserve">SetMinimumGroupEventBookingIntervalAsync</w:t>
+            </w:r>
+            <w:r>
+              <w:t xml:space="preserve"> updates the in-memory value immediately and re-persists it, taking effect on the next </w:t>
+            </w:r>
+            <w:r>
+              <w:rPr>
+                <w:rFonts w:ascii="Consolas" w:cs="Consolas" w:eastAsia="Consolas" w:hAnsi="Consolas"/>
+                <w:sz w:val="20"/>
+                <w:szCs w:val="20"/>
+                <w:highlight w:val="lightGray"/>
+                <w:highlightCs w:val="lightGray"/>
+              </w:rPr>
+              <w:t xml:space="preserve">ClaimHoldAsync</w:t>
+            </w:r>
+            <w:r>
+              <w:t xml:space="preserve">/</w:t>
+            </w:r>
+            <w:r>
+              <w:rPr>
+                <w:rFonts w:ascii="Consolas" w:cs="Consolas" w:eastAsia="Consolas" w:hAnsi="Consolas"/>
+                <w:sz w:val="20"/>
+                <w:szCs w:val="20"/>
+                <w:highlight w:val="lightGray"/>
+                <w:highlightCs w:val="lightGray"/>
+              </w:rPr>
+              <w:t xml:space="preserve">TrimHoldAsync</w:t>
+            </w:r>
+            <w:r>
+              <w:t xml:space="preserve"> call with no restart needed.</w:t>
             </w:r>
           </w:p>
         </w:tc>

--- a/docs/api-reference.docx
+++ b/docs/api-reference.docx
@@ -74,7 +74,7 @@
 surfaces are read-only," not a broadening of the general rule - see
 </w:t>
       </w:r>
-      <w:hyperlink w:history="1" r:id="rId3tlstol6hpxfjncseaoae">
+      <w:hyperlink w:history="1" r:id="rIdqovs4eo9rf_cpumk7kwrp">
         <w:r>
           <w:rPr>
             <w:rStyle w:val="Hyperlink"/>
@@ -105,7 +105,7 @@
 log-file download (architecture doc §5.6) - see
 </w:t>
       </w:r>
-      <w:hyperlink w:history="1" r:id="rId8rsrkqnn0g_sjyi-gn6dq">
+      <w:hyperlink w:history="1" r:id="rIdmoetf8_q-9nqgqjdgownt">
         <w:r>
           <w:rPr>
             <w:rStyle w:val="Hyperlink"/>
@@ -185,7 +185,7 @@
           <w:numId w:val="2"/>
         </w:numPr>
       </w:pPr>
-      <w:hyperlink w:history="1" r:id="rIdnoennf1hurji0mpseqhno">
+      <w:hyperlink w:history="1" r:id="rIdlt1rdw9s0hziarc-upg3u">
         <w:r>
           <w:rPr>
             <w:rStyle w:val="Hyperlink"/>
@@ -208,7 +208,7 @@
           <w:numId w:val="2"/>
         </w:numPr>
       </w:pPr>
-      <w:hyperlink w:history="1" r:id="rIdxcs9s2j1akplimytblmzs">
+      <w:hyperlink w:history="1" r:id="rId4bszvpskq7izxvb35fzgg">
         <w:r>
           <w:rPr>
             <w:rStyle w:val="Hyperlink"/>
@@ -231,7 +231,7 @@
           <w:numId w:val="2"/>
         </w:numPr>
       </w:pPr>
-      <w:hyperlink w:history="1" r:id="rIdb1qwavqvl6czzkll4rbap">
+      <w:hyperlink w:history="1" r:id="rId9r4jdsowkgreb-z5-km5f">
         <w:r>
           <w:rPr>
             <w:rStyle w:val="Hyperlink"/>
@@ -392,7 +392,7 @@
       <w:r>
         <w:t xml:space="preserve">) - see </w:t>
       </w:r>
-      <w:hyperlink w:history="1" r:id="rIdv4rletu3w6pzin6qj6bgc">
+      <w:hyperlink w:history="1" r:id="rIdpf4iprsb7flvu9qq68r0-">
         <w:r>
           <w:rPr>
             <w:rStyle w:val="Hyperlink"/>
@@ -1745,7 +1745,7 @@
 visitors, with Month, Week, and Day views. Deliberately hand-built HTML with inline CSS/JS rather
 than a Blazor page, for the reason in </w:t>
       </w:r>
-      <w:hyperlink w:history="1" r:id="rIdbxtcxlfzjo5gpr3dhdznw">
+      <w:hyperlink w:history="1" r:id="rIdwhmkxi8syaxn4zv0bc3hf">
         <w:r>
           <w:rPr>
             <w:rStyle w:val="Hyperlink"/>
@@ -2437,10 +2437,36 @@
       </w:pPr>
       <w:r>
         <w:t xml:space="preserve">Every entry chip's visible text is its start time followed by its title (e.g. "7PM - League
-Practice") - renter name if present, else the category name; the one exception is a confirmed
-booking's renter name, which staff practice keeps private rather than the page stripping it.
-Clicking a chip reveals the full category + hold/confirmed state and exact date/time. No phone
-numbers, emails, notes, or resource mailbox addresses ever appear.</w:t>
+Practice") - renter name if present, else the category name; for a staff-typed title, staff practice
+keeps a renter's identity private rather than the page stripping it programmatically. </w:t>
+      </w:r>
+      <w:r>
+        <w:rPr>
+          <w:b/>
+          <w:bCs/>
+        </w:rPr>
+        <w:t xml:space="preserve">One
+exception (fixed 2026-08-04):</w:t>
+      </w:r>
+      <w:r>
+        <w:t xml:space="preserve"> a Breely-originated booking's title is always the category label,
+never the customer's real name - </w:t>
+      </w:r>
+      <w:r>
+        <w:rPr>
+          <w:rFonts w:ascii="Consolas" w:cs="Consolas" w:eastAsia="Consolas" w:hAnsi="Consolas"/>
+          <w:sz w:val="20"/>
+          <w:szCs w:val="20"/>
+          <w:highlight w:val="lightGray"/>
+          <w:highlightCs w:val="lightGray"/>
+        </w:rPr>
+        <w:t xml:space="preserve">RenterName</w:t>
+      </w:r>
+      <w:r>
+        <w:t xml:space="preserve"> there is populated automatically from Breely's own
+data with no staff opportunity to redact it first, unlike a title staff type themselves. Clicking a
+chip reveals the full category + hold/confirmed state and exact date/time. No phone numbers, emails,
+notes, or resource mailbox addresses ever appear.</w:t>
       </w:r>
     </w:p>
     <w:p>
@@ -2461,25 +2487,49 @@
         <w:t xml:space="preserve">&lt;iframe&gt;</w:t>
       </w:r>
       <w:r>
-        <w:t xml:space="preserve"> embedding on the club's own site. Note: this page has no
+        <w:t xml:space="preserve"> embedding on the club's own site. Note: this is the </w:t>
+      </w:r>
+      <w:r>
+        <w:rPr>
+          <w:b/>
+          <w:bCs/>
+        </w:rPr>
+        <w:t xml:space="preserve">one
+route in the whole app</w:t>
+      </w:r>
+      <w:r>
+        <w:t xml:space="preserve"> that doesn't send </w:t>
+      </w:r>
+      <w:r>
+        <w:rPr>
+          <w:rFonts w:ascii="Consolas" w:cs="Consolas" w:eastAsia="Consolas" w:hAnsi="Consolas"/>
+          <w:sz w:val="20"/>
+          <w:szCs w:val="20"/>
+          <w:highlight w:val="lightGray"/>
+          <w:highlightCs w:val="lightGray"/>
+        </w:rPr>
+        <w:t xml:space="preserve">X-Frame-Options</w:t>
+      </w:r>
+      <w:r>
+        <w:t xml:space="preserve">/a </w:t>
+      </w:r>
+      <w:r>
+        <w:rPr>
+          <w:rFonts w:ascii="Consolas" w:cs="Consolas" w:eastAsia="Consolas" w:hAnsi="Consolas"/>
+          <w:sz w:val="20"/>
+          <w:szCs w:val="20"/>
+          <w:highlight w:val="lightGray"/>
+          <w:highlightCs w:val="lightGray"/>
+        </w:rPr>
+        <w:t xml:space="preserve">frame-ancestors</w:t>
+      </w:r>
+      <w:r>
+        <w:t xml:space="preserve"> CSP (added
+2026-08-04 to every other route, architecture doc §6.4) - so any site can iframe this specific page,
+not just the club's own; a known, deliberately deferred hardening item (see
 </w:t>
       </w:r>
-      <w:r>
-        <w:rPr>
-          <w:rFonts w:ascii="Consolas" w:cs="Consolas" w:eastAsia="Consolas" w:hAnsi="Consolas"/>
-          <w:sz w:val="20"/>
-          <w:szCs w:val="20"/>
-          <w:highlight w:val="lightGray"/>
-          <w:highlightCs w:val="lightGray"/>
-        </w:rPr>
-        <w:t xml:space="preserve">Content-Security-Policy: frame-ancestors</w:t>
-      </w:r>
-      <w:r>
-        <w:t xml:space="preserve"> restriction today, so any site can iframe it, not just the
-club's own - a known, deliberately deferred hardening item (see
-</w:t>
-      </w:r>
-      <w:hyperlink w:history="1" r:id="rId1nw69towxnifvot1rdokn">
+      <w:hyperlink w:history="1" r:id="rIdpwwm-mxgehtqobzbdkk5c">
         <w:r>
           <w:rPr>
             <w:rStyle w:val="Hyperlink"/>
@@ -4254,7 +4304,46 @@
       <w:r>
         <w:t xml:space="preserve">; a sibling that's
 already been claimed (a reschedule, or a straggler picked up on a later call) reuses its existing
-group id instead. One event failing doesn't stop the others from being processed.</w:t>
+group id instead. One event failing doesn't stop the others from being processed. A sibling id
+resolved only from </w:t>
+      </w:r>
+      <w:r>
+        <w:rPr>
+          <w:rFonts w:ascii="Consolas" w:cs="Consolas" w:eastAsia="Consolas" w:hAnsi="Consolas"/>
+          <w:sz w:val="20"/>
+          <w:szCs w:val="20"/>
+          <w:highlight w:val="lightGray"/>
+          <w:highlightCs w:val="lightGray"/>
+        </w:rPr>
+        <w:t xml:space="preserve">submission.events[]</w:t>
+      </w:r>
+      <w:r>
+        <w:t xml:space="preserve"> (as opposed to the top-level </w:t>
+      </w:r>
+      <w:r>
+        <w:rPr>
+          <w:rFonts w:ascii="Consolas" w:cs="Consolas" w:eastAsia="Consolas" w:hAnsi="Consolas"/>
+          <w:sz w:val="20"/>
+          <w:szCs w:val="20"/>
+          <w:highlight w:val="lightGray"/>
+          <w:highlightCs w:val="lightGray"/>
+        </w:rPr>
+        <w:t xml:space="preserve">event</w:t>
+      </w:r>
+      <w:r>
+        <w:t xml:space="preserve">) can only ever
+</w:t>
+      </w:r>
+      <w:r>
+        <w:rPr>
+          <w:i/>
+          <w:iCs/>
+        </w:rPr>
+        <w:t xml:space="preserve">create</w:t>
+      </w:r>
+      <w:r>
+        <w:t xml:space="preserve"> a never-before-seen booking - it can never reschedule or cancel one that's already claimed,
+since that array can be a stale snapshot from the original creation call (fixed 2026-08-04).</w:t>
       </w:r>
     </w:p>
     <w:p>
@@ -4282,11 +4371,36 @@
         <w:t xml:space="preserve">200 OK</w:t>
       </w:r>
       <w:r>
-        <w:t xml:space="preserve"> once past the secret check, including on malformed JSON, an
-unrecognized shape, or an internal processing exception - a deliberate "dumb webhook" design
-(§4.8): the booking already happened in the real world, so this endpoint never rejects or signals
-failure back to the sender. Failures are surfaced via server logs and, for an unmatched booking,
-a non-blocking </w:t>
+        <w:t xml:space="preserve"> once past the secret check, returned </w:t>
+      </w:r>
+      <w:r>
+        <w:rPr>
+          <w:b/>
+          <w:bCs/>
+        </w:rPr>
+        <w:t xml:space="preserve">immediately, before processing
+runs</w:t>
+      </w:r>
+      <w:r>
+        <w:t xml:space="preserve"> (changed 2026-08-04 - previously awaited processing first, which risked an HTTP-timeout abort
+mid-write on a large multi-sheet batch; see architecture doc §4.8). A malformed JSON body, an
+unrecognized shape, or an internal processing exception never surfaces as anything other than </w:t>
+      </w:r>
+      <w:r>
+        <w:rPr>
+          <w:rFonts w:ascii="Consolas" w:cs="Consolas" w:eastAsia="Consolas" w:hAnsi="Consolas"/>
+          <w:sz w:val="20"/>
+          <w:szCs w:val="20"/>
+          <w:highlight w:val="lightGray"/>
+          <w:highlightCs w:val="lightGray"/>
+        </w:rPr>
+        <w:t xml:space="preserve">200</w:t>
+      </w:r>
+      <w:r>
+        <w:t xml:space="preserve">
+either way - a deliberate "dumb webhook" design (§4.8): the booking already happened in the real
+world, so this endpoint never rejects or signals failure back to the sender. Failures are surfaced
+via server logs and, for an unmatched booking, a non-blocking </w:t>
       </w:r>
       <w:r>
         <w:rPr>
@@ -4299,7 +4413,8 @@
         <w:t xml:space="preserve">⚠ Web booking needs review</w:t>
       </w:r>
       <w:r>
-        <w:t xml:space="preserve"> Club Event marker for staff to reassign manually.</w:t>
+        <w:t xml:space="preserve"> Club
+Event marker for staff to reassign manually.</w:t>
       </w:r>
     </w:p>
     <w:p>
@@ -5467,7 +5582,59 @@
               <w:t xml:space="preserve">AbsorbAdjacentHoldsAsync</w:t>
             </w:r>
             <w:r>
-              <w:t xml:space="preserve">), rather than leaving separate back-to-back chips. Now locks per sheet (it didn't before), since that absorption reads other holds before writing. Same per-member 404-tolerance as </w:t>
+              <w:t xml:space="preserve">), rather than leaving separate back-to-back chips. Explicitly clears </w:t>
+            </w:r>
+            <w:r>
+              <w:rPr>
+                <w:rFonts w:ascii="Consolas" w:cs="Consolas" w:eastAsia="Consolas" w:hAnsi="Consolas"/>
+                <w:sz w:val="20"/>
+                <w:szCs w:val="20"/>
+                <w:highlight w:val="lightGray"/>
+                <w:highlightCs w:val="lightGray"/>
+              </w:rPr>
+              <w:t xml:space="preserve">BookedBy</w:t>
+            </w:r>
+            <w:r>
+              <w:t xml:space="preserve">/</w:t>
+            </w:r>
+            <w:r>
+              <w:rPr>
+                <w:rFonts w:ascii="Consolas" w:cs="Consolas" w:eastAsia="Consolas" w:hAnsi="Consolas"/>
+                <w:sz w:val="20"/>
+                <w:szCs w:val="20"/>
+                <w:highlight w:val="lightGray"/>
+                <w:highlightCs w:val="lightGray"/>
+              </w:rPr>
+              <w:t xml:space="preserve">ExternalBookingId</w:t>
+            </w:r>
+            <w:r>
+              <w:t xml:space="preserve"> on the reopened hold rather than leaving the departed booking's values in place (fixed 2026-08-04 - see </w:t>
+            </w:r>
+            <w:r>
+              <w:rPr>
+                <w:rFonts w:ascii="Consolas" w:cs="Consolas" w:eastAsia="Consolas" w:hAnsi="Consolas"/>
+                <w:sz w:val="20"/>
+                <w:szCs w:val="20"/>
+                <w:highlight w:val="lightGray"/>
+                <w:highlightCs w:val="lightGray"/>
+              </w:rPr>
+              <w:t xml:space="preserve">ToGraphEvent</w:t>
+            </w:r>
+            <w:r>
+              <w:t xml:space="preserve">'s </w:t>
+            </w:r>
+            <w:r>
+              <w:rPr>
+                <w:rFonts w:ascii="Consolas" w:cs="Consolas" w:eastAsia="Consolas" w:hAnsi="Consolas"/>
+                <w:sz w:val="20"/>
+                <w:szCs w:val="20"/>
+                <w:highlight w:val="lightGray"/>
+                <w:highlightCs w:val="lightGray"/>
+              </w:rPr>
+              <w:t xml:space="preserve">clearUnsetOptionalProperties</w:t>
+            </w:r>
+            <w:r>
+              <w:t xml:space="preserve">, architecture doc D48). Now locks per sheet (it didn't before), since that absorption reads other holds before writing. Same per-member 404-tolerance as </w:t>
             </w:r>
             <w:r>
               <w:rPr>
@@ -5950,7 +6117,7 @@
               <w:t xml:space="preserve">ExternalBookingId</w:t>
             </w:r>
             <w:r>
-              <w:t xml:space="preserve"> extended property. Returns the first match or </w:t>
+              <w:t xml:space="preserve"> extended property. Returns </w:t>
             </w:r>
             <w:r>
               <w:rPr>
@@ -5963,7 +6130,7 @@
               <w:t xml:space="preserve">null</w:t>
             </w:r>
             <w:r>
-              <w:t xml:space="preserve"> - not staff-facing, called only by </w:t>
+              <w:t xml:space="preserve"> if nothing matches; if more than one result comes back on a sheet, prefers a Confirmed match over a Hold (added 2026-08-04, defense in depth alongside D48's fix) - not staff-facing, called only by </w:t>
             </w:r>
             <w:r>
               <w:rPr>
@@ -6248,22 +6415,22 @@
                 <w:highlight w:val="lightGray"/>
                 <w:highlightCs w:val="lightGray"/>
               </w:rPr>
-              <w:t xml:space="preserve">Task SetMinimumGroupEventBookingIntervalAsync(int minutes, CancellationToken ct = default)</w:t>
-            </w:r>
-          </w:p>
-        </w:tc>
-        <w:tc>
-          <w:tcPr>
-            <w:tcMar>
-              <w:top w:type="dxa" w:w="60"/>
-              <w:left w:type="dxa" w:w="80"/>
-              <w:bottom w:type="dxa" w:w="60"/>
-              <w:right w:type="dxa" w:w="80"/>
-            </w:tcMar>
-          </w:tcPr>
-          <w:p>
-            <w:r>
-              <w:t xml:space="preserve">Added 2026-08-03, backs the Settings page's "Minimum group event booking interval" field (default 60). Read once at construction from a small file next to the log files; </w:t>
+              <w:t xml:space="preserve">Task SetMinimumGroupEventBookingIntervalAsync(int minutes, string actor, CancellationToken ct = default)</w:t>
+            </w:r>
+          </w:p>
+        </w:tc>
+        <w:tc>
+          <w:tcPr>
+            <w:tcMar>
+              <w:top w:type="dxa" w:w="60"/>
+              <w:left w:type="dxa" w:w="80"/>
+              <w:bottom w:type="dxa" w:w="60"/>
+              <w:right w:type="dxa" w:w="80"/>
+            </w:tcMar>
+          </w:tcPr>
+          <w:p>
+            <w:r>
+              <w:t xml:space="preserve">Added 2026-08-03, backs the Settings page's "Minimum group event booking interval" field (default 60, a fixed 30/60/90/120-minute dropdown as of 2026-08-04). Read once at construction from a small file next to the log files; </w:t>
             </w:r>
             <w:r>
               <w:rPr>
@@ -6276,7 +6443,33 @@
               <w:t xml:space="preserve">SetMinimumGroupEventBookingIntervalAsync</w:t>
             </w:r>
             <w:r>
-              <w:t xml:space="preserve"> updates the in-memory value immediately and re-persists it, taking effect on the next </w:t>
+              <w:t xml:space="preserve"> updates the in-memory value immediately, re-persists it, and logs </w:t>
+            </w:r>
+            <w:r>
+              <w:rPr>
+                <w:rFonts w:ascii="Consolas" w:cs="Consolas" w:eastAsia="Consolas" w:hAnsi="Consolas"/>
+                <w:sz w:val="20"/>
+                <w:szCs w:val="20"/>
+                <w:highlight w:val="lightGray"/>
+                <w:highlightCs w:val="lightGray"/>
+              </w:rPr>
+              <w:t xml:space="preserve">MinimumGroupEventBookingIntervalChanged</w:t>
+            </w:r>
+            <w:r>
+              <w:t xml:space="preserve"> (</w:t>
+            </w:r>
+            <w:r>
+              <w:rPr>
+                <w:rFonts w:ascii="Consolas" w:cs="Consolas" w:eastAsia="Consolas" w:hAnsi="Consolas"/>
+                <w:sz w:val="20"/>
+                <w:szCs w:val="20"/>
+                <w:highlight w:val="lightGray"/>
+                <w:highlightCs w:val="lightGray"/>
+              </w:rPr>
+              <w:t xml:space="preserve">actor</w:t>
+            </w:r>
+            <w:r>
+              <w:t xml:space="preserve">, added 2026-08-04) - taking effect on the next </w:t>
             </w:r>
             <w:r>
               <w:rPr>
@@ -8290,22 +8483,48 @@
                 <w:highlight w:val="lightGray"/>
                 <w:highlightCs w:val="lightGray"/>
               </w:rPr>
-              <w:t xml:space="preserve">Task SetLevelAsync(AppLogLevel level, CancellationToken ct = default)</w:t>
-            </w:r>
-          </w:p>
-        </w:tc>
-        <w:tc>
-          <w:tcPr>
-            <w:tcMar>
-              <w:top w:type="dxa" w:w="60"/>
-              <w:left w:type="dxa" w:w="80"/>
-              <w:bottom w:type="dxa" w:w="60"/>
-              <w:right w:type="dxa" w:w="80"/>
-            </w:tcMar>
-          </w:tcPr>
-          <w:p>
-            <w:r>
-              <w:t xml:space="preserve">Called by the Settings page. Updates the in-memory level immediately and persists it to a marker file in the log directory, so it survives a restart without a redeploy.</w:t>
+              <w:t xml:space="preserve">Task SetLevelAsync(AppLogLevel level, string actor, CancellationToken ct = default)</w:t>
+            </w:r>
+          </w:p>
+        </w:tc>
+        <w:tc>
+          <w:tcPr>
+            <w:tcMar>
+              <w:top w:type="dxa" w:w="60"/>
+              <w:left w:type="dxa" w:w="80"/>
+              <w:bottom w:type="dxa" w:w="60"/>
+              <w:right w:type="dxa" w:w="80"/>
+            </w:tcMar>
+          </w:tcPr>
+          <w:p>
+            <w:r>
+              <w:t xml:space="preserve">Called by the Settings page. Updates the in-memory level immediately and persists it to a marker file in the log directory, so it survives a restart without a redeploy. </w:t>
+            </w:r>
+            <w:r>
+              <w:rPr>
+                <w:rFonts w:ascii="Consolas" w:cs="Consolas" w:eastAsia="Consolas" w:hAnsi="Consolas"/>
+                <w:sz w:val="20"/>
+                <w:szCs w:val="20"/>
+                <w:highlight w:val="lightGray"/>
+                <w:highlightCs w:val="lightGray"/>
+              </w:rPr>
+              <w:t xml:space="preserve">actor</w:t>
+            </w:r>
+            <w:r>
+              <w:t xml:space="preserve"> (added 2026-08-04) is the real signed-in staff identity, not a hardcoded literal - logged on the resulting </w:t>
+            </w:r>
+            <w:r>
+              <w:rPr>
+                <w:rFonts w:ascii="Consolas" w:cs="Consolas" w:eastAsia="Consolas" w:hAnsi="Consolas"/>
+                <w:sz w:val="20"/>
+                <w:szCs w:val="20"/>
+                <w:highlight w:val="lightGray"/>
+                <w:highlightCs w:val="lightGray"/>
+              </w:rPr>
+              <w:t xml:space="preserve">LoggingLevelChanged</w:t>
+            </w:r>
+            <w:r>
+              <w:t xml:space="preserve"> line.</w:t>
             </w:r>
           </w:p>
         </w:tc>
